--- a/9 семестр/Программные и аппаратные средства ЗИ/Лабораторная работа № 2.docx
+++ b/9 семестр/Программные и аппаратные средства ЗИ/Лабораторная работа № 2.docx
@@ -457,7 +457,7 @@
           <w:sz w:val="32"/>
           <w:szCs w:val="32"/>
         </w:rPr>
-        <w:t>1</w:t>
+        <w:t>2</w:t>
       </w:r>
     </w:p>
     <w:p>
@@ -504,7 +504,36 @@
           <w:sz w:val="32"/>
           <w:szCs w:val="32"/>
         </w:rPr>
-        <w:t>Настройка межсетевого экрана</w:t>
+        <w:t>Настройка</w:t>
+      </w:r>
+      <w:r>
+        <w:rPr>
+          <w:sz w:val="32"/>
+          <w:szCs w:val="32"/>
+        </w:rPr>
+        <w:t xml:space="preserve"> </w:t>
+      </w:r>
+      <w:r>
+        <w:rPr>
+          <w:sz w:val="32"/>
+          <w:szCs w:val="32"/>
+          <w:lang w:val="en-US"/>
+        </w:rPr>
+        <w:t>DNS</w:t>
+      </w:r>
+      <w:r>
+        <w:rPr>
+          <w:sz w:val="32"/>
+          <w:szCs w:val="32"/>
+        </w:rPr>
+        <w:t xml:space="preserve"> </w:t>
+      </w:r>
+      <w:r>
+        <w:rPr>
+          <w:sz w:val="32"/>
+          <w:szCs w:val="32"/>
+        </w:rPr>
+        <w:t>сервера</w:t>
       </w:r>
       <w:r>
         <w:rPr>
@@ -834,7 +863,15 @@
           <w:bCs/>
           <w:szCs w:val="28"/>
         </w:rPr>
-        <w:t>№ 1</w:t>
+        <w:t xml:space="preserve">№ </w:t>
+      </w:r>
+      <w:r>
+        <w:rPr>
+          <w:b/>
+          <w:bCs/>
+          <w:szCs w:val="28"/>
+        </w:rPr>
+        <w:t>2</w:t>
       </w:r>
     </w:p>
     <w:p>
@@ -864,7 +901,19 @@
         <w:t>«</w:t>
       </w:r>
       <w:r>
-        <w:t>Настройка межсетевого экрана</w:t>
+        <w:t xml:space="preserve">Настройка </w:t>
+      </w:r>
+      <w:r>
+        <w:rPr>
+          <w:lang w:val="en-US"/>
+        </w:rPr>
+        <w:t>DNS</w:t>
+      </w:r>
+      <w:r>
+        <w:t xml:space="preserve"> </w:t>
+      </w:r>
+      <w:r>
+        <w:t>сервера</w:t>
       </w:r>
       <w:r>
         <w:t>»</w:t>
@@ -890,9 +939,6 @@
         <w:pStyle w:val="1"/>
         <w:spacing w:line="360" w:lineRule="auto"/>
         <w:ind w:firstLine="0"/>
-        <w:rPr>
-          <w:bCs w:val="0"/>
-        </w:rPr>
       </w:pPr>
       <w:r>
         <w:rPr>
@@ -911,16 +957,13 @@
         <w:t xml:space="preserve">: </w:t>
       </w:r>
       <w:r>
+        <w:t>Установить и настроить DNS-сервер на Astra Linux и проверить корректность работы DNS-сервера с помощью утилит и команд</w:t>
+      </w:r>
+      <w:r>
         <w:rPr>
           <w:bCs w:val="0"/>
         </w:rPr>
-        <w:t>ознакомиться</w:t>
-      </w:r>
-      <w:r>
-        <w:rPr>
-          <w:bCs w:val="0"/>
-        </w:rPr>
-        <w:t xml:space="preserve"> с параметрами для настройки межсетевого экрана Astra Linux (ufw и gufw) и модулями iptables, научиться проводить их настройку.</w:t>
+        <w:t>.</w:t>
       </w:r>
     </w:p>
     <w:p>
@@ -947,39 +990,10 @@
         <w:ind w:firstLine="0"/>
       </w:pPr>
       <w:r>
-        <w:t>В работе необходимо рассмотреть:</w:t>
-      </w:r>
-    </w:p>
-    <w:p>
-      <w:pPr>
-        <w:ind w:firstLine="0"/>
-      </w:pPr>
-      <w:r>
-        <w:t>- установку ОС Astra Linux SE Smolensk на виртуальную машину;</w:t>
-      </w:r>
-    </w:p>
-    <w:p>
-      <w:pPr>
-        <w:ind w:firstLine="0"/>
-      </w:pPr>
-      <w:r>
-        <w:t>- создание правил для МЭ с помощью графической утилиты gufw;</w:t>
-      </w:r>
-    </w:p>
-    <w:p>
-      <w:pPr>
-        <w:ind w:firstLine="0"/>
-      </w:pPr>
-      <w:r>
-        <w:t>- создание правил для МЭ с помощью консольной утилиты iptables.</w:t>
-      </w:r>
-    </w:p>
-    <w:p>
-      <w:pPr>
-        <w:ind w:firstLine="0"/>
-      </w:pPr>
-      <w:r>
-        <w:t>Для закрепления материала выполнить нижеперечисленные задания:</w:t>
+        <w:t>В работе необходимо рассмотреть</w:t>
+      </w:r>
+      <w:r>
+        <w:t>:</w:t>
       </w:r>
     </w:p>
     <w:p>
@@ -988,10 +1002,13 @@
           <w:ilvl w:val="0"/>
           <w:numId w:val="10"/>
         </w:numPr>
-        <w:ind w:left="426"/>
-      </w:pPr>
-      <w:r>
-        <w:t>Установить Astra Linux SE Smolensk</w:t>
+        <w:tabs>
+          <w:tab w:val="left" w:pos="1276"/>
+        </w:tabs>
+        <w:ind w:left="567"/>
+      </w:pPr>
+      <w:r>
+        <w:t>Войдите в учётную запись администратора Astra Linux.</w:t>
       </w:r>
     </w:p>
     <w:p>
@@ -1000,10 +1017,13 @@
           <w:ilvl w:val="0"/>
           <w:numId w:val="10"/>
         </w:numPr>
-        <w:ind w:left="426"/>
-      </w:pPr>
-      <w:r>
-        <w:t>Ознакомиться с графическим и консольным видом МЭ.</w:t>
+        <w:tabs>
+          <w:tab w:val="left" w:pos="1276"/>
+        </w:tabs>
+        <w:ind w:left="567"/>
+      </w:pPr>
+      <w:r>
+        <w:t>Обновите систему</w:t>
       </w:r>
     </w:p>
     <w:p>
@@ -1012,10 +1032,13 @@
           <w:ilvl w:val="0"/>
           <w:numId w:val="10"/>
         </w:numPr>
-        <w:ind w:left="426"/>
-      </w:pPr>
-      <w:r>
-        <w:t>Добавьте правила для разрешения:</w:t>
+        <w:tabs>
+          <w:tab w:val="left" w:pos="1276"/>
+        </w:tabs>
+        <w:ind w:left="567"/>
+      </w:pPr>
+      <w:r>
+        <w:t>Установите пакеты BIND.</w:t>
       </w:r>
     </w:p>
     <w:p>
@@ -1024,10 +1047,13 @@
           <w:ilvl w:val="0"/>
           <w:numId w:val="10"/>
         </w:numPr>
-        <w:ind w:left="426"/>
-      </w:pPr>
-      <w:r>
-        <w:t>Разрешите входящий трафик для SSH (порт 22).</w:t>
+        <w:tabs>
+          <w:tab w:val="left" w:pos="1276"/>
+        </w:tabs>
+        <w:ind w:left="567"/>
+      </w:pPr>
+      <w:r>
+        <w:t>Откройте конфигурационный файл BIND.</w:t>
       </w:r>
     </w:p>
     <w:p>
@@ -1036,10 +1062,13 @@
           <w:ilvl w:val="0"/>
           <w:numId w:val="10"/>
         </w:numPr>
-        <w:ind w:left="426"/>
-      </w:pPr>
-      <w:r>
-        <w:t>Разрешите входящий трафик для HTTP (порт 80) и HTTPS (порт 443).</w:t>
+        <w:tabs>
+          <w:tab w:val="left" w:pos="1276"/>
+        </w:tabs>
+        <w:ind w:left="567"/>
+      </w:pPr>
+      <w:r>
+        <w:t>Настройте проверку.</w:t>
       </w:r>
     </w:p>
     <w:p>
@@ -1048,10 +1077,13 @@
           <w:ilvl w:val="0"/>
           <w:numId w:val="10"/>
         </w:numPr>
-        <w:ind w:left="426"/>
-      </w:pPr>
-      <w:r>
-        <w:t>Разрешите уже установленную связь (ESTABLISHED и RELATED).</w:t>
+        <w:tabs>
+          <w:tab w:val="left" w:pos="1276"/>
+        </w:tabs>
+        <w:ind w:left="567"/>
+      </w:pPr>
+      <w:r>
+        <w:t>Проведите настройку зоны.</w:t>
       </w:r>
     </w:p>
     <w:p>
@@ -1060,10 +1092,13 @@
           <w:ilvl w:val="0"/>
           <w:numId w:val="10"/>
         </w:numPr>
-        <w:ind w:left="426"/>
-      </w:pPr>
-      <w:r>
-        <w:t>Сохраните ваши правила в файл, чтобы они загружались при старте системы.</w:t>
+        <w:tabs>
+          <w:tab w:val="left" w:pos="1276"/>
+        </w:tabs>
+        <w:ind w:left="567"/>
+      </w:pPr>
+      <w:r>
+        <w:t>Создайте файл зоны.</w:t>
       </w:r>
     </w:p>
     <w:p>
@@ -1072,10 +1107,13 @@
           <w:ilvl w:val="0"/>
           <w:numId w:val="10"/>
         </w:numPr>
-        <w:ind w:left="426"/>
-      </w:pPr>
-      <w:r>
-        <w:t xml:space="preserve">Проверьте доступность сервера из внешней сети через SSH. </w:t>
+        <w:tabs>
+          <w:tab w:val="left" w:pos="1276"/>
+        </w:tabs>
+        <w:ind w:left="567"/>
+      </w:pPr>
+      <w:r>
+        <w:t>Совершите перезапуск службы DNS-сервера.</w:t>
       </w:r>
     </w:p>
     <w:p>
@@ -1084,23 +1122,22 @@
           <w:ilvl w:val="0"/>
           <w:numId w:val="10"/>
         </w:numPr>
-        <w:ind w:left="426"/>
-      </w:pPr>
-      <w:r>
-        <w:t>Попробуйте подключиться к серверу.</w:t>
-      </w:r>
-    </w:p>
-    <w:p>
-      <w:pPr>
-        <w:numPr>
-          <w:ilvl w:val="0"/>
-          <w:numId w:val="10"/>
-        </w:numPr>
-        <w:ind w:left="426"/>
-      </w:pPr>
-      <w:r>
-        <w:t>Используйте браузер, чтобы протестировать доступ к веб-серверу через протоколы HTTP и HTTPS.</w:t>
-      </w:r>
+        <w:tabs>
+          <w:tab w:val="left" w:pos="1276"/>
+        </w:tabs>
+        <w:ind w:left="567"/>
+      </w:pPr>
+      <w:r>
+        <w:t>Сделайте проверку работы DNS-сервера.</w:t>
+      </w:r>
+    </w:p>
+    <w:p>
+      <w:pPr>
+        <w:ind w:firstLine="0"/>
+        <w:rPr>
+          <w:bCs/>
+        </w:rPr>
+      </w:pPr>
     </w:p>
     <w:p>
       <w:pPr>
@@ -1108,44 +1145,26 @@
         <w:spacing w:line="360" w:lineRule="auto"/>
         <w:ind w:firstLine="0"/>
         <w:rPr>
+          <w:b/>
           <w:bCs w:val="0"/>
         </w:rPr>
       </w:pPr>
-    </w:p>
-    <w:p>
-      <w:pPr>
-        <w:pStyle w:val="1"/>
-        <w:spacing w:line="360" w:lineRule="auto"/>
-        <w:ind w:firstLine="0"/>
+      <w:r>
         <w:rPr>
           <w:b/>
           <w:bCs w:val="0"/>
         </w:rPr>
-      </w:pPr>
-      <w:r>
-        <w:rPr>
-          <w:b/>
-          <w:bCs w:val="0"/>
-        </w:rPr>
         <w:t>Ход работы:</w:t>
       </w:r>
       <w:bookmarkEnd w:id="2"/>
     </w:p>
     <w:p>
-      <w:pPr>
-        <w:spacing w:line="360" w:lineRule="auto"/>
-        <w:ind w:firstLine="0"/>
-        <w:jc w:val="center"/>
-      </w:pPr>
-      <w:r>
-        <w:rPr>
-          <w:noProof/>
-        </w:rPr>
+      <w:r>
         <w:drawing>
-          <wp:inline distT="0" distB="0" distL="0" distR="0" wp14:anchorId="47110673" wp14:editId="6B1A08DD">
-            <wp:extent cx="3609975" cy="3242644"/>
-            <wp:effectExtent l="0" t="0" r="0" b="0"/>
-            <wp:docPr id="1354081181" name="Рисунок 1"/>
+          <wp:inline distT="0" distB="0" distL="0" distR="0" wp14:anchorId="32488E19" wp14:editId="32138DDF">
+            <wp:extent cx="5972446" cy="2019300"/>
+            <wp:effectExtent l="0" t="0" r="9525" b="0"/>
+            <wp:docPr id="543484125" name="Рисунок 1"/>
             <wp:cNvGraphicFramePr>
               <a:graphicFrameLocks xmlns:a="http://schemas.openxmlformats.org/drawingml/2006/main" noChangeAspect="1"/>
             </wp:cNvGraphicFramePr>
@@ -1153,32 +1172,23 @@
               <a:graphicData uri="http://schemas.openxmlformats.org/drawingml/2006/picture">
                 <pic:pic xmlns:pic="http://schemas.openxmlformats.org/drawingml/2006/picture">
                   <pic:nvPicPr>
-                    <pic:cNvPr id="1354081181" name=""/>
+                    <pic:cNvPr id="543484125" name=""/>
                     <pic:cNvPicPr/>
                   </pic:nvPicPr>
-                  <pic:blipFill rotWithShape="1">
+                  <pic:blipFill>
                     <a:blip r:embed="rId8"/>
-                    <a:srcRect l="33560" t="10496" r="9916" b="15723"/>
                     <a:stretch>
                       <a:fillRect/>
                     </a:stretch>
                   </pic:blipFill>
-                  <pic:spPr bwMode="auto">
+                  <pic:spPr>
                     <a:xfrm>
                       <a:off x="0" y="0"/>
-                      <a:ext cx="3634799" cy="3264942"/>
+                      <a:ext cx="5978293" cy="2021277"/>
                     </a:xfrm>
                     <a:prstGeom prst="rect">
                       <a:avLst/>
                     </a:prstGeom>
-                    <a:ln>
-                      <a:noFill/>
-                    </a:ln>
-                    <a:extLst>
-                      <a:ext uri="{53640926-AAD7-44D8-BBD7-CCE9431645EC}">
-                        <a14:shadowObscured xmlns:a14="http://schemas.microsoft.com/office/drawing/2010/main"/>
-                      </a:ext>
-                    </a:extLst>
                   </pic:spPr>
                 </pic:pic>
               </a:graphicData>
@@ -1187,22 +1197,14 @@
         </w:drawing>
       </w:r>
     </w:p>
-    <w:p>
-      <w:pPr>
-        <w:spacing w:line="360" w:lineRule="auto"/>
-        <w:ind w:firstLine="0"/>
-        <w:jc w:val="center"/>
-      </w:pPr>
-      <w:r>
-        <w:rPr>
-          <w:noProof/>
-        </w:rPr>
-        <w:lastRenderedPageBreak/>
+    <w:p/>
+    <w:p>
+      <w:r>
         <w:drawing>
-          <wp:inline distT="0" distB="0" distL="0" distR="0" wp14:anchorId="7241C614" wp14:editId="09F4403D">
-            <wp:extent cx="4265162" cy="2524125"/>
-            <wp:effectExtent l="0" t="0" r="2540" b="0"/>
-            <wp:docPr id="217803361" name="Рисунок 1"/>
+          <wp:inline distT="0" distB="0" distL="0" distR="0" wp14:anchorId="757D7425" wp14:editId="40E265DB">
+            <wp:extent cx="5450840" cy="1680017"/>
+            <wp:effectExtent l="0" t="0" r="0" b="0"/>
+            <wp:docPr id="285192918" name="Рисунок 1"/>
             <wp:cNvGraphicFramePr>
               <a:graphicFrameLocks xmlns:a="http://schemas.openxmlformats.org/drawingml/2006/main" noChangeAspect="1"/>
             </wp:cNvGraphicFramePr>
@@ -1210,32 +1212,23 @@
               <a:graphicData uri="http://schemas.openxmlformats.org/drawingml/2006/picture">
                 <pic:pic xmlns:pic="http://schemas.openxmlformats.org/drawingml/2006/picture">
                   <pic:nvPicPr>
-                    <pic:cNvPr id="217803361" name=""/>
+                    <pic:cNvPr id="285192918" name=""/>
                     <pic:cNvPicPr/>
                   </pic:nvPicPr>
-                  <pic:blipFill rotWithShape="1">
+                  <pic:blipFill>
                     <a:blip r:embed="rId9"/>
-                    <a:srcRect l="12612" t="8763" r="4154" b="5670"/>
                     <a:stretch>
                       <a:fillRect/>
                     </a:stretch>
                   </pic:blipFill>
-                  <pic:spPr bwMode="auto">
+                  <pic:spPr>
                     <a:xfrm>
                       <a:off x="0" y="0"/>
-                      <a:ext cx="4268117" cy="2525874"/>
+                      <a:ext cx="5459074" cy="1682555"/>
                     </a:xfrm>
                     <a:prstGeom prst="rect">
                       <a:avLst/>
                     </a:prstGeom>
-                    <a:ln>
-                      <a:noFill/>
-                    </a:ln>
-                    <a:extLst>
-                      <a:ext uri="{53640926-AAD7-44D8-BBD7-CCE9431645EC}">
-                        <a14:shadowObscured xmlns:a14="http://schemas.microsoft.com/office/drawing/2010/main"/>
-                      </a:ext>
-                    </a:extLst>
                   </pic:spPr>
                 </pic:pic>
               </a:graphicData>
@@ -1244,21 +1237,15 @@
         </w:drawing>
       </w:r>
     </w:p>
-    <w:p>
-      <w:pPr>
-        <w:spacing w:line="360" w:lineRule="auto"/>
-        <w:ind w:firstLine="0"/>
-        <w:jc w:val="center"/>
-      </w:pPr>
-      <w:r>
-        <w:rPr>
-          <w:noProof/>
-        </w:rPr>
+    <w:p/>
+    <w:p>
+      <w:r>
+        <w:lastRenderedPageBreak/>
         <w:drawing>
-          <wp:inline distT="0" distB="0" distL="0" distR="0" wp14:anchorId="575F50BD" wp14:editId="0E51F3BE">
-            <wp:extent cx="5279390" cy="2751967"/>
+          <wp:inline distT="0" distB="0" distL="0" distR="0" wp14:anchorId="5E33BCC3" wp14:editId="3771509C">
+            <wp:extent cx="5488940" cy="1486274"/>
             <wp:effectExtent l="0" t="0" r="0" b="0"/>
-            <wp:docPr id="268875566" name="Рисунок 1"/>
+            <wp:docPr id="670257430" name="Рисунок 1"/>
             <wp:cNvGraphicFramePr>
               <a:graphicFrameLocks xmlns:a="http://schemas.openxmlformats.org/drawingml/2006/main" noChangeAspect="1"/>
             </wp:cNvGraphicFramePr>
@@ -1266,7 +1253,7 @@
               <a:graphicData uri="http://schemas.openxmlformats.org/drawingml/2006/picture">
                 <pic:pic xmlns:pic="http://schemas.openxmlformats.org/drawingml/2006/picture">
                   <pic:nvPicPr>
-                    <pic:cNvPr id="268875566" name=""/>
+                    <pic:cNvPr id="670257430" name=""/>
                     <pic:cNvPicPr/>
                   </pic:nvPicPr>
                   <pic:blipFill>
@@ -1278,7 +1265,7 @@
                   <pic:spPr>
                     <a:xfrm>
                       <a:off x="0" y="0"/>
-                      <a:ext cx="5283439" cy="2754077"/>
+                      <a:ext cx="5497085" cy="1488480"/>
                     </a:xfrm>
                     <a:prstGeom prst="rect">
                       <a:avLst/>
@@ -1291,21 +1278,14 @@
         </w:drawing>
       </w:r>
     </w:p>
-    <w:p>
-      <w:pPr>
-        <w:spacing w:line="360" w:lineRule="auto"/>
-        <w:ind w:firstLine="0"/>
-        <w:jc w:val="center"/>
-      </w:pPr>
-      <w:r>
-        <w:rPr>
-          <w:noProof/>
-        </w:rPr>
+    <w:p/>
+    <w:p>
+      <w:r>
         <w:drawing>
-          <wp:inline distT="0" distB="0" distL="0" distR="0" wp14:anchorId="1529AC31" wp14:editId="577AA4C9">
-            <wp:extent cx="4041454" cy="3571875"/>
-            <wp:effectExtent l="0" t="0" r="0" b="0"/>
-            <wp:docPr id="698757729" name="Рисунок 1"/>
+          <wp:inline distT="0" distB="0" distL="0" distR="0" wp14:anchorId="13ED9307" wp14:editId="48660A41">
+            <wp:extent cx="5803265" cy="2069589"/>
+            <wp:effectExtent l="0" t="0" r="6985" b="6985"/>
+            <wp:docPr id="1349586265" name="Рисунок 1"/>
             <wp:cNvGraphicFramePr>
               <a:graphicFrameLocks xmlns:a="http://schemas.openxmlformats.org/drawingml/2006/main" noChangeAspect="1"/>
             </wp:cNvGraphicFramePr>
@@ -1313,32 +1293,23 @@
               <a:graphicData uri="http://schemas.openxmlformats.org/drawingml/2006/picture">
                 <pic:pic xmlns:pic="http://schemas.openxmlformats.org/drawingml/2006/picture">
                   <pic:nvPicPr>
-                    <pic:cNvPr id="698757729" name=""/>
+                    <pic:cNvPr id="1349586265" name=""/>
                     <pic:cNvPicPr/>
                   </pic:nvPicPr>
-                  <pic:blipFill rotWithShape="1">
+                  <pic:blipFill>
                     <a:blip r:embed="rId11"/>
-                    <a:srcRect l="5733" r="17092" b="15194"/>
                     <a:stretch>
                       <a:fillRect/>
                     </a:stretch>
                   </pic:blipFill>
-                  <pic:spPr bwMode="auto">
+                  <pic:spPr>
                     <a:xfrm>
                       <a:off x="0" y="0"/>
-                      <a:ext cx="4058927" cy="3587318"/>
+                      <a:ext cx="5806445" cy="2070723"/>
                     </a:xfrm>
                     <a:prstGeom prst="rect">
                       <a:avLst/>
                     </a:prstGeom>
-                    <a:ln>
-                      <a:noFill/>
-                    </a:ln>
-                    <a:extLst>
-                      <a:ext uri="{53640926-AAD7-44D8-BBD7-CCE9431645EC}">
-                        <a14:shadowObscured xmlns:a14="http://schemas.microsoft.com/office/drawing/2010/main"/>
-                      </a:ext>
-                    </a:extLst>
                   </pic:spPr>
                 </pic:pic>
               </a:graphicData>
@@ -1347,110 +1318,14 @@
         </w:drawing>
       </w:r>
     </w:p>
-    <w:p>
-      <w:pPr>
-        <w:spacing w:line="360" w:lineRule="auto"/>
-        <w:ind w:firstLine="0"/>
-      </w:pPr>
-      <w:r>
-        <w:lastRenderedPageBreak/>
-        <w:t xml:space="preserve">С работой </w:t>
-      </w:r>
-      <w:r>
-        <w:rPr>
-          <w:lang w:val="en-US"/>
-        </w:rPr>
-        <w:t>gufw</w:t>
-      </w:r>
-      <w:r>
-        <w:t xml:space="preserve"> разобрались</w:t>
-      </w:r>
-      <w:r>
-        <w:t>,</w:t>
-      </w:r>
-      <w:r>
-        <w:t xml:space="preserve"> теперь и настройка через </w:t>
-      </w:r>
-      <w:r>
-        <w:rPr>
-          <w:lang w:val="en-US"/>
-        </w:rPr>
-        <w:t>ufw</w:t>
-      </w:r>
-      <w:r>
-        <w:t xml:space="preserve">. </w:t>
-      </w:r>
-      <w:r>
-        <w:t>Прописав</w:t>
-      </w:r>
-      <w:r>
-        <w:t xml:space="preserve"> </w:t>
-      </w:r>
-      <w:proofErr w:type="spellStart"/>
-      <w:r>
-        <w:rPr>
-          <w:lang w:val="en-US"/>
-        </w:rPr>
-        <w:t>sudo</w:t>
-      </w:r>
-      <w:proofErr w:type="spellEnd"/>
-      <w:r>
-        <w:t xml:space="preserve"> </w:t>
-      </w:r>
-      <w:r>
-        <w:rPr>
-          <w:lang w:val="en-US"/>
-        </w:rPr>
-        <w:t>ufw</w:t>
-      </w:r>
-      <w:r>
-        <w:t xml:space="preserve"> </w:t>
-      </w:r>
-      <w:r>
-        <w:rPr>
-          <w:lang w:val="en-US"/>
-        </w:rPr>
-        <w:t>status</w:t>
-      </w:r>
-      <w:r>
-        <w:t xml:space="preserve"> </w:t>
-      </w:r>
-      <w:proofErr w:type="gramStart"/>
-      <w:r>
-        <w:rPr>
-          <w:lang w:val="en-US"/>
-        </w:rPr>
-        <w:t>verbose</w:t>
-      </w:r>
-      <w:proofErr w:type="gramEnd"/>
-      <w:r>
-        <w:t xml:space="preserve"> </w:t>
-      </w:r>
-      <w:r>
-        <w:t>можно</w:t>
-      </w:r>
-      <w:r>
-        <w:t xml:space="preserve"> </w:t>
-      </w:r>
-      <w:r>
-        <w:t>узнать расширенный статус межсетевого экрана.</w:t>
-      </w:r>
-    </w:p>
-    <w:p>
-      <w:pPr>
-        <w:spacing w:line="360" w:lineRule="auto"/>
-        <w:ind w:firstLine="0"/>
-        <w:jc w:val="center"/>
-      </w:pPr>
-      <w:r>
-        <w:rPr>
-          <w:noProof/>
-        </w:rPr>
+    <w:p/>
+    <w:p>
+      <w:r>
         <w:drawing>
-          <wp:inline distT="0" distB="0" distL="0" distR="0" wp14:anchorId="249B4A8A" wp14:editId="772755F3">
-            <wp:extent cx="4360434" cy="1165525"/>
-            <wp:effectExtent l="0" t="0" r="2540" b="0"/>
-            <wp:docPr id="1746302366" name="Рисунок 1"/>
+          <wp:inline distT="0" distB="0" distL="0" distR="0" wp14:anchorId="4503D271" wp14:editId="13D8F2D5">
+            <wp:extent cx="5917565" cy="582246"/>
+            <wp:effectExtent l="0" t="0" r="0" b="8890"/>
+            <wp:docPr id="10935474" name="Рисунок 1"/>
             <wp:cNvGraphicFramePr>
               <a:graphicFrameLocks xmlns:a="http://schemas.openxmlformats.org/drawingml/2006/main" noChangeAspect="1"/>
             </wp:cNvGraphicFramePr>
@@ -1458,7 +1333,7 @@
               <a:graphicData uri="http://schemas.openxmlformats.org/drawingml/2006/picture">
                 <pic:pic xmlns:pic="http://schemas.openxmlformats.org/drawingml/2006/picture">
                   <pic:nvPicPr>
-                    <pic:cNvPr id="1746302366" name=""/>
+                    <pic:cNvPr id="10935474" name=""/>
                     <pic:cNvPicPr/>
                   </pic:nvPicPr>
                   <pic:blipFill>
@@ -1470,7 +1345,7 @@
                   <pic:spPr>
                     <a:xfrm>
                       <a:off x="0" y="0"/>
-                      <a:ext cx="4402267" cy="1176707"/>
+                      <a:ext cx="5948564" cy="585296"/>
                     </a:xfrm>
                     <a:prstGeom prst="rect">
                       <a:avLst/>
@@ -1483,57 +1358,14 @@
         </w:drawing>
       </w:r>
     </w:p>
-    <w:p>
-      <w:pPr>
-        <w:spacing w:line="360" w:lineRule="auto"/>
-        <w:ind w:firstLine="0"/>
-      </w:pPr>
-    </w:p>
-    <w:p>
-      <w:pPr>
-        <w:spacing w:line="360" w:lineRule="auto"/>
-        <w:ind w:firstLine="0"/>
-      </w:pPr>
-      <w:r>
-        <w:t xml:space="preserve">Прописав </w:t>
-      </w:r>
-      <w:r>
-        <w:rPr>
-          <w:lang w:val="en-US"/>
-        </w:rPr>
-        <w:t>ufw</w:t>
-      </w:r>
-      <w:r>
-        <w:t xml:space="preserve"> </w:t>
-      </w:r>
-      <w:r>
-        <w:rPr>
-          <w:lang w:val="en-US"/>
-        </w:rPr>
-        <w:t>allow</w:t>
-      </w:r>
-      <w:r>
-        <w:t xml:space="preserve"> 22, 80, 443 </w:t>
-      </w:r>
-      <w:r>
-        <w:t>мы разрешаем работу через эти порты</w:t>
-      </w:r>
-    </w:p>
-    <w:p>
-      <w:pPr>
-        <w:spacing w:line="360" w:lineRule="auto"/>
-        <w:ind w:firstLine="0"/>
-        <w:jc w:val="center"/>
-      </w:pPr>
-      <w:r>
-        <w:rPr>
-          <w:noProof/>
-        </w:rPr>
+    <w:p/>
+    <w:p>
+      <w:r>
         <w:drawing>
-          <wp:inline distT="0" distB="0" distL="0" distR="0" wp14:anchorId="00AB46C4" wp14:editId="32C7FA97">
-            <wp:extent cx="4437036" cy="3248025"/>
-            <wp:effectExtent l="0" t="0" r="1905" b="0"/>
-            <wp:docPr id="124662559" name="Рисунок 1"/>
+          <wp:inline distT="0" distB="0" distL="0" distR="0" wp14:anchorId="1292329F" wp14:editId="5F3750E4">
+            <wp:extent cx="5679440" cy="2798532"/>
+            <wp:effectExtent l="0" t="0" r="0" b="1905"/>
+            <wp:docPr id="1477891083" name="Рисунок 1"/>
             <wp:cNvGraphicFramePr>
               <a:graphicFrameLocks xmlns:a="http://schemas.openxmlformats.org/drawingml/2006/main" noChangeAspect="1"/>
             </wp:cNvGraphicFramePr>
@@ -1541,7 +1373,7 @@
               <a:graphicData uri="http://schemas.openxmlformats.org/drawingml/2006/picture">
                 <pic:pic xmlns:pic="http://schemas.openxmlformats.org/drawingml/2006/picture">
                   <pic:nvPicPr>
-                    <pic:cNvPr id="124662559" name=""/>
+                    <pic:cNvPr id="1477891083" name=""/>
                     <pic:cNvPicPr/>
                   </pic:nvPicPr>
                   <pic:blipFill>
@@ -1553,7 +1385,7 @@
                   <pic:spPr>
                     <a:xfrm>
                       <a:off x="0" y="0"/>
-                      <a:ext cx="4457371" cy="3262911"/>
+                      <a:ext cx="5683471" cy="2800518"/>
                     </a:xfrm>
                     <a:prstGeom prst="rect">
                       <a:avLst/>
@@ -1568,38 +1400,27 @@
     </w:p>
     <w:p>
       <w:pPr>
-        <w:spacing w:line="360" w:lineRule="auto"/>
-        <w:ind w:firstLine="0"/>
-        <w:jc w:val="left"/>
-      </w:pPr>
-      <w:r>
-        <w:t xml:space="preserve">Проверка настройки портов в графическом редакторе </w:t>
-      </w:r>
-      <w:r>
-        <w:rPr>
-          <w:lang w:val="en-US"/>
-        </w:rPr>
-        <w:t>gufw</w:t>
-      </w:r>
-    </w:p>
-    <w:p>
-      <w:pPr>
-        <w:spacing w:line="360" w:lineRule="auto"/>
-        <w:ind w:firstLine="0"/>
-        <w:jc w:val="center"/>
-        <w:rPr>
-          <w:lang w:val="en-US"/>
-        </w:rPr>
-      </w:pPr>
-      <w:r>
-        <w:rPr>
-          <w:noProof/>
-        </w:rPr>
+        <w:rPr>
+          <w:lang w:val="en-US"/>
+        </w:rPr>
+      </w:pPr>
+    </w:p>
+    <w:p>
+      <w:pPr>
+        <w:rPr>
+          <w:lang w:val="en-US"/>
+        </w:rPr>
+      </w:pPr>
+      <w:r>
+        <w:rPr>
+          <w:lang w:val="en-US"/>
+        </w:rPr>
+        <w:lastRenderedPageBreak/>
         <w:drawing>
-          <wp:inline distT="0" distB="0" distL="0" distR="0" wp14:anchorId="4AD2A9C9" wp14:editId="1EF92B46">
-            <wp:extent cx="3598258" cy="2905125"/>
-            <wp:effectExtent l="0" t="0" r="2540" b="0"/>
-            <wp:docPr id="847001485" name="Рисунок 1"/>
+          <wp:inline distT="0" distB="0" distL="0" distR="0" wp14:anchorId="39317B8E" wp14:editId="1D121F37">
+            <wp:extent cx="5841365" cy="2924117"/>
+            <wp:effectExtent l="0" t="0" r="6985" b="0"/>
+            <wp:docPr id="1347254191" name="Рисунок 1"/>
             <wp:cNvGraphicFramePr>
               <a:graphicFrameLocks xmlns:a="http://schemas.openxmlformats.org/drawingml/2006/main" noChangeAspect="1"/>
             </wp:cNvGraphicFramePr>
@@ -1607,32 +1428,23 @@
               <a:graphicData uri="http://schemas.openxmlformats.org/drawingml/2006/picture">
                 <pic:pic xmlns:pic="http://schemas.openxmlformats.org/drawingml/2006/picture">
                   <pic:nvPicPr>
-                    <pic:cNvPr id="847001485" name=""/>
+                    <pic:cNvPr id="1347254191" name=""/>
                     <pic:cNvPicPr/>
                   </pic:nvPicPr>
-                  <pic:blipFill rotWithShape="1">
+                  <pic:blipFill>
                     <a:blip r:embed="rId14"/>
-                    <a:srcRect b="17990"/>
                     <a:stretch>
                       <a:fillRect/>
                     </a:stretch>
                   </pic:blipFill>
-                  <pic:spPr bwMode="auto">
+                  <pic:spPr>
                     <a:xfrm>
                       <a:off x="0" y="0"/>
-                      <a:ext cx="3602695" cy="2908708"/>
+                      <a:ext cx="5845145" cy="2926009"/>
                     </a:xfrm>
                     <a:prstGeom prst="rect">
                       <a:avLst/>
                     </a:prstGeom>
-                    <a:ln>
-                      <a:noFill/>
-                    </a:ln>
-                    <a:extLst>
-                      <a:ext uri="{53640926-AAD7-44D8-BBD7-CCE9431645EC}">
-                        <a14:shadowObscured xmlns:a14="http://schemas.microsoft.com/office/drawing/2010/main"/>
-                      </a:ext>
-                    </a:extLst>
                   </pic:spPr>
                 </pic:pic>
               </a:graphicData>
@@ -1643,265 +1455,26 @@
     </w:p>
     <w:p>
       <w:pPr>
-        <w:spacing w:line="360" w:lineRule="auto"/>
-        <w:ind w:firstLine="0"/>
-      </w:pPr>
-      <w:r>
-        <w:lastRenderedPageBreak/>
-        <w:t xml:space="preserve">Разрешить </w:t>
-      </w:r>
-      <w:r>
-        <w:rPr>
-          <w:lang w:val="en-US"/>
-        </w:rPr>
-        <w:t>ESTABLISHED</w:t>
-      </w:r>
-      <w:r>
-        <w:t xml:space="preserve"> и </w:t>
-      </w:r>
-      <w:r>
-        <w:rPr>
-          <w:lang w:val="en-US"/>
-        </w:rPr>
-        <w:t>RELATED</w:t>
-      </w:r>
-    </w:p>
-    <w:p>
-      <w:pPr>
-        <w:spacing w:line="360" w:lineRule="auto"/>
-        <w:ind w:firstLine="0"/>
-      </w:pPr>
-      <w:r>
-        <w:t xml:space="preserve">В </w:t>
-      </w:r>
-      <w:r>
-        <w:rPr>
-          <w:lang w:val="en-US"/>
-        </w:rPr>
-        <w:t>UFW</w:t>
-      </w:r>
-      <w:r>
-        <w:t xml:space="preserve"> это уже сделано по умолчанию — правило прописано в /</w:t>
-      </w:r>
-      <w:proofErr w:type="spellStart"/>
-      <w:r>
-        <w:rPr>
-          <w:lang w:val="en-US"/>
-        </w:rPr>
-        <w:t>etc</w:t>
-      </w:r>
-      <w:proofErr w:type="spellEnd"/>
-      <w:r>
-        <w:t>/</w:t>
-      </w:r>
-      <w:r>
-        <w:rPr>
-          <w:lang w:val="en-US"/>
-        </w:rPr>
-        <w:t>ufw</w:t>
-      </w:r>
-      <w:r>
-        <w:t>/</w:t>
-      </w:r>
-      <w:r>
-        <w:rPr>
-          <w:lang w:val="en-US"/>
-        </w:rPr>
-        <w:t>before</w:t>
-      </w:r>
-      <w:r>
-        <w:t>.</w:t>
-      </w:r>
-      <w:r>
-        <w:rPr>
-          <w:lang w:val="en-US"/>
-        </w:rPr>
-        <w:t>rules</w:t>
-      </w:r>
-      <w:r>
-        <w:t>:</w:t>
-      </w:r>
-    </w:p>
-    <w:p>
-      <w:pPr>
-        <w:spacing w:line="360" w:lineRule="auto"/>
-        <w:ind w:firstLine="0"/>
-      </w:pPr>
-      <w:r>
-        <w:t xml:space="preserve">Руками ничего добавлять не нужно. Именно поэтому текущая </w:t>
-      </w:r>
-      <w:r>
-        <w:rPr>
-          <w:lang w:val="en-US"/>
-        </w:rPr>
-        <w:t>SSH</w:t>
-      </w:r>
-      <w:r>
-        <w:t xml:space="preserve">-сессия не рвётся сразу после </w:t>
-      </w:r>
-      <w:r>
-        <w:rPr>
-          <w:lang w:val="en-US"/>
-        </w:rPr>
-        <w:t>ufw</w:t>
-      </w:r>
-      <w:r>
-        <w:t xml:space="preserve"> </w:t>
-      </w:r>
-      <w:r>
-        <w:rPr>
-          <w:lang w:val="en-US"/>
-        </w:rPr>
-        <w:t>enable</w:t>
-      </w:r>
-      <w:r>
-        <w:t xml:space="preserve">, а вот новые подключения без явного </w:t>
-      </w:r>
-      <w:r>
-        <w:rPr>
-          <w:lang w:val="en-US"/>
-        </w:rPr>
-        <w:t>allow</w:t>
-      </w:r>
-      <w:r>
-        <w:t xml:space="preserve"> — отвалятся.</w:t>
-      </w:r>
-    </w:p>
-    <w:p>
-      <w:pPr>
-        <w:spacing w:line="360" w:lineRule="auto"/>
-        <w:ind w:firstLine="0"/>
-      </w:pPr>
-    </w:p>
-    <w:p>
-      <w:pPr>
-        <w:spacing w:line="360" w:lineRule="auto"/>
-        <w:ind w:firstLine="0"/>
-      </w:pPr>
-      <w:r>
-        <w:t>Сохранение правил и автозагрузка</w:t>
-      </w:r>
-    </w:p>
-    <w:p>
-      <w:pPr>
-        <w:spacing w:line="360" w:lineRule="auto"/>
-        <w:ind w:firstLine="0"/>
-        <w:rPr>
-          <w:lang w:val="en-US"/>
-        </w:rPr>
-      </w:pPr>
-      <w:r>
-        <w:t>Правила хранятся в /</w:t>
-      </w:r>
-      <w:proofErr w:type="spellStart"/>
-      <w:r>
-        <w:rPr>
-          <w:lang w:val="en-US"/>
-        </w:rPr>
-        <w:t>etc</w:t>
-      </w:r>
-      <w:proofErr w:type="spellEnd"/>
-      <w:r>
-        <w:t>/</w:t>
-      </w:r>
-      <w:r>
-        <w:rPr>
-          <w:lang w:val="en-US"/>
-        </w:rPr>
-        <w:t>ufw</w:t>
-      </w:r>
-      <w:r>
-        <w:t>/</w:t>
-      </w:r>
-      <w:r>
-        <w:rPr>
-          <w:lang w:val="en-US"/>
-        </w:rPr>
-        <w:t>user</w:t>
-      </w:r>
-      <w:r>
-        <w:t>.</w:t>
-      </w:r>
-      <w:r>
-        <w:rPr>
-          <w:lang w:val="en-US"/>
-        </w:rPr>
-        <w:t>rules</w:t>
-      </w:r>
-      <w:r>
-        <w:t xml:space="preserve"> и подхватываются автоматически. </w:t>
-      </w:r>
-      <w:proofErr w:type="spellStart"/>
-      <w:r>
-        <w:rPr>
-          <w:lang w:val="en-US"/>
-        </w:rPr>
-        <w:t>Достаточно</w:t>
-      </w:r>
-      <w:proofErr w:type="spellEnd"/>
-      <w:r>
-        <w:rPr>
-          <w:lang w:val="en-US"/>
-        </w:rPr>
-        <w:t xml:space="preserve"> </w:t>
-      </w:r>
-      <w:proofErr w:type="spellStart"/>
-      <w:r>
-        <w:rPr>
-          <w:lang w:val="en-US"/>
-        </w:rPr>
-        <w:t>один</w:t>
-      </w:r>
-      <w:proofErr w:type="spellEnd"/>
-      <w:r>
-        <w:rPr>
-          <w:lang w:val="en-US"/>
-        </w:rPr>
-        <w:t xml:space="preserve"> </w:t>
-      </w:r>
-      <w:proofErr w:type="spellStart"/>
-      <w:r>
-        <w:rPr>
-          <w:lang w:val="en-US"/>
-        </w:rPr>
-        <w:t>раз</w:t>
-      </w:r>
-      <w:proofErr w:type="spellEnd"/>
-      <w:r>
-        <w:rPr>
-          <w:lang w:val="en-US"/>
-        </w:rPr>
-        <w:t xml:space="preserve"> </w:t>
-      </w:r>
-      <w:proofErr w:type="spellStart"/>
-      <w:r>
-        <w:rPr>
-          <w:lang w:val="en-US"/>
-        </w:rPr>
-        <w:t>выполнить</w:t>
-      </w:r>
-      <w:proofErr w:type="spellEnd"/>
-      <w:r>
-        <w:rPr>
-          <w:lang w:val="en-US"/>
-        </w:rPr>
-        <w:t>:</w:t>
-      </w:r>
-    </w:p>
-    <w:p>
-      <w:pPr>
-        <w:spacing w:line="360" w:lineRule="auto"/>
-        <w:ind w:firstLine="0"/>
-      </w:pPr>
-      <w:r>
-        <w:rPr>
-          <w:noProof/>
+        <w:rPr>
+          <w:lang w:val="en-US"/>
+        </w:rPr>
+      </w:pPr>
+    </w:p>
+    <w:p>
+      <w:pPr>
+        <w:rPr>
+          <w:lang w:val="en-US"/>
+        </w:rPr>
+      </w:pPr>
+      <w:r>
+        <w:rPr>
+          <w:lang w:val="en-US"/>
         </w:rPr>
         <w:drawing>
-          <wp:inline distT="0" distB="0" distL="0" distR="0" wp14:anchorId="667DC4A3" wp14:editId="01ED9D60">
-            <wp:extent cx="4791744" cy="400106"/>
-            <wp:effectExtent l="0" t="0" r="0" b="0"/>
-            <wp:docPr id="274228401" name="Рисунок 1"/>
+          <wp:inline distT="0" distB="0" distL="0" distR="0" wp14:anchorId="5FE137C4" wp14:editId="6DAEB147">
+            <wp:extent cx="6104407" cy="906780"/>
+            <wp:effectExtent l="0" t="0" r="0" b="7620"/>
+            <wp:docPr id="713299797" name="Рисунок 1"/>
             <wp:cNvGraphicFramePr>
               <a:graphicFrameLocks xmlns:a="http://schemas.openxmlformats.org/drawingml/2006/main" noChangeAspect="1"/>
             </wp:cNvGraphicFramePr>
@@ -1909,7 +1482,7 @@
               <a:graphicData uri="http://schemas.openxmlformats.org/drawingml/2006/picture">
                 <pic:pic xmlns:pic="http://schemas.openxmlformats.org/drawingml/2006/picture">
                   <pic:nvPicPr>
-                    <pic:cNvPr id="274228401" name=""/>
+                    <pic:cNvPr id="713299797" name=""/>
                     <pic:cNvPicPr/>
                   </pic:nvPicPr>
                   <pic:blipFill>
@@ -1921,7 +1494,7 @@
                   <pic:spPr>
                     <a:xfrm>
                       <a:off x="0" y="0"/>
-                      <a:ext cx="4791744" cy="400106"/>
+                      <a:ext cx="6125061" cy="909848"/>
                     </a:xfrm>
                     <a:prstGeom prst="rect">
                       <a:avLst/>
@@ -1936,146 +1509,16 @@
     </w:p>
     <w:p>
       <w:pPr>
-        <w:spacing w:line="360" w:lineRule="auto"/>
-        <w:ind w:firstLine="0"/>
-      </w:pPr>
-    </w:p>
-    <w:p>
-      <w:pPr>
-        <w:spacing w:line="360" w:lineRule="auto"/>
-        <w:ind w:firstLine="0"/>
-      </w:pPr>
-      <w:r>
-        <w:t>На другой виртуальной машине я запустил</w:t>
-      </w:r>
-      <w:r>
-        <w:t xml:space="preserve"> </w:t>
-      </w:r>
-      <w:r>
-        <w:rPr>
-          <w:lang w:val="en-US"/>
-        </w:rPr>
-        <w:t>Ubuntu</w:t>
-      </w:r>
-      <w:r>
-        <w:t xml:space="preserve"> </w:t>
-      </w:r>
-      <w:r>
-        <w:t xml:space="preserve">и с помощью </w:t>
-      </w:r>
-      <w:proofErr w:type="spellStart"/>
-      <w:r>
-        <w:rPr>
-          <w:lang w:val="en-US"/>
-        </w:rPr>
-        <w:t>netcat</w:t>
-      </w:r>
-      <w:proofErr w:type="spellEnd"/>
-      <w:r>
-        <w:t xml:space="preserve"> </w:t>
-      </w:r>
-      <w:r>
-        <w:t xml:space="preserve">я проверил прослушивание открытых портов. 22 и 80 успешно прослушиваются так как на </w:t>
-      </w:r>
-      <w:r>
-        <w:rPr>
-          <w:lang w:val="en-US"/>
-        </w:rPr>
-        <w:t>Astra</w:t>
-      </w:r>
-      <w:r>
-        <w:t xml:space="preserve"> </w:t>
-      </w:r>
-      <w:r>
-        <w:t xml:space="preserve">были подняты локальные </w:t>
-      </w:r>
-      <w:r>
-        <w:rPr>
-          <w:lang w:val="en-US"/>
-        </w:rPr>
-        <w:t>ssh</w:t>
-      </w:r>
-      <w:r>
-        <w:t xml:space="preserve"> </w:t>
-      </w:r>
-      <w:r>
-        <w:t xml:space="preserve">и </w:t>
-      </w:r>
-      <w:r>
-        <w:rPr>
-          <w:lang w:val="en-US"/>
-        </w:rPr>
-        <w:t>nginx</w:t>
-      </w:r>
-      <w:r>
-        <w:t xml:space="preserve"> </w:t>
-      </w:r>
-      <w:r>
-        <w:t>сервера для прослушивания данных портов. 443 тоже прослушивается</w:t>
-      </w:r>
-      <w:r>
-        <w:t>,</w:t>
-      </w:r>
-      <w:r>
-        <w:t xml:space="preserve"> но не может найти сервер для прослушивания</w:t>
-      </w:r>
-      <w:r>
-        <w:t>,</w:t>
-      </w:r>
-      <w:r>
-        <w:t xml:space="preserve"> так как он не поднят.</w:t>
-      </w:r>
-    </w:p>
-    <w:p>
-      <w:pPr>
-        <w:spacing w:line="360" w:lineRule="auto"/>
-        <w:ind w:firstLine="0"/>
-      </w:pPr>
-      <w:r>
-        <w:rPr>
-          <w:noProof/>
-        </w:rPr>
-        <w:drawing>
-          <wp:inline distT="0" distB="0" distL="0" distR="0" wp14:anchorId="7E3A1604" wp14:editId="4A6498B6">
-            <wp:extent cx="6479540" cy="1249045"/>
-            <wp:effectExtent l="0" t="0" r="0" b="8255"/>
-            <wp:docPr id="1440535498" name="Рисунок 1"/>
-            <wp:cNvGraphicFramePr>
-              <a:graphicFrameLocks xmlns:a="http://schemas.openxmlformats.org/drawingml/2006/main" noChangeAspect="1"/>
-            </wp:cNvGraphicFramePr>
-            <a:graphic xmlns:a="http://schemas.openxmlformats.org/drawingml/2006/main">
-              <a:graphicData uri="http://schemas.openxmlformats.org/drawingml/2006/picture">
-                <pic:pic xmlns:pic="http://schemas.openxmlformats.org/drawingml/2006/picture">
-                  <pic:nvPicPr>
-                    <pic:cNvPr id="1440535498" name=""/>
-                    <pic:cNvPicPr/>
-                  </pic:nvPicPr>
-                  <pic:blipFill>
-                    <a:blip r:embed="rId16"/>
-                    <a:stretch>
-                      <a:fillRect/>
-                    </a:stretch>
-                  </pic:blipFill>
-                  <pic:spPr>
-                    <a:xfrm>
-                      <a:off x="0" y="0"/>
-                      <a:ext cx="6479540" cy="1249045"/>
-                    </a:xfrm>
-                    <a:prstGeom prst="rect">
-                      <a:avLst/>
-                    </a:prstGeom>
-                  </pic:spPr>
-                </pic:pic>
-              </a:graphicData>
-            </a:graphic>
-          </wp:inline>
-        </w:drawing>
-      </w:r>
-    </w:p>
-    <w:p>
-      <w:pPr>
-        <w:spacing w:line="360" w:lineRule="auto"/>
-        <w:ind w:firstLine="0"/>
+        <w:rPr>
+          <w:lang w:val="en-US"/>
+        </w:rPr>
+      </w:pPr>
+    </w:p>
+    <w:p>
+      <w:pPr>
+        <w:rPr>
+          <w:lang w:val="en-US"/>
+        </w:rPr>
       </w:pPr>
     </w:p>
     <w:p>
@@ -2099,6 +1542,7 @@
         <w:rPr>
           <w:b/>
           <w:bCs/>
+          <w:lang w:val="en-US"/>
         </w:rPr>
       </w:pPr>
       <w:r>
@@ -2124,462 +1568,1224 @@
           <w:b/>
           <w:bCs/>
         </w:rPr>
-        <w:t>1. Что такое ОС Astra Linux SE?</w:t>
-      </w:r>
-    </w:p>
-    <w:p>
-      <w:pPr>
-        <w:spacing w:line="360" w:lineRule="auto"/>
-        <w:ind w:firstLine="0"/>
-      </w:pPr>
-      <w:r>
-        <w:t>Astra Linux Special Edition (SE) — это российская операционная система специального назначения, разработанная для защищённой обработки информации ограниченного доступа, включая государственную тайну. Создана на базе свободного программного обеспечения (</w:t>
-      </w:r>
-      <w:proofErr w:type="spellStart"/>
-      <w:r>
-        <w:t>Debian</w:t>
-      </w:r>
-      <w:proofErr w:type="spellEnd"/>
-      <w:r>
-        <w:t>), правообладателем с 2019 года является ООО «</w:t>
-      </w:r>
-      <w:proofErr w:type="spellStart"/>
-      <w:r>
-        <w:t>РусБИТех</w:t>
-      </w:r>
-      <w:proofErr w:type="spellEnd"/>
-      <w:r>
-        <w:t>-Астра». Система имеет сертификаты ФСТЭК, МО и ФСБ России.</w:t>
-      </w:r>
-    </w:p>
-    <w:p>
-      <w:pPr>
-        <w:spacing w:line="360" w:lineRule="auto"/>
-        <w:ind w:firstLine="0"/>
-        <w:rPr>
-          <w:b/>
-          <w:bCs/>
-        </w:rPr>
-      </w:pPr>
-      <w:r>
-        <w:rPr>
-          <w:b/>
-          <w:bCs/>
-        </w:rPr>
-        <w:t>2. Какие существуют версии Astra Linux SE?</w:t>
-      </w:r>
-    </w:p>
-    <w:p>
-      <w:pPr>
-        <w:spacing w:line="360" w:lineRule="auto"/>
-        <w:ind w:firstLine="0"/>
-      </w:pPr>
-      <w:r>
-        <w:t>Основные релизы (варианты исполнения) отличаются архитектурой и назначением:</w:t>
+        <w:t>1. Что такое DNS и какая его основная функция?</w:t>
+      </w:r>
+    </w:p>
+    <w:p>
+      <w:pPr>
+        <w:spacing w:line="360" w:lineRule="auto"/>
+        <w:ind w:firstLine="0"/>
+      </w:pPr>
+      <w:r>
+        <w:rPr>
+          <w:b/>
+          <w:bCs/>
+        </w:rPr>
+        <w:t>DNS (Domain Name System — система доменных имён)</w:t>
+      </w:r>
+      <w:r>
+        <w:t> — это распределённая иерархическая служба, которая преобразует доменные имена (например, google.com) в IP-адреса (например, 142.250.74.46) и обратно. Компьютеры в сети «понимают» только IP-адреса, а человеку удобнее запоминать имена — DNS работает как «телефонная книга» интернета.</w:t>
+      </w:r>
+    </w:p>
+    <w:p>
+      <w:pPr>
+        <w:spacing w:line="360" w:lineRule="auto"/>
+        <w:ind w:firstLine="0"/>
+      </w:pPr>
+      <w:r>
+        <w:rPr>
+          <w:b/>
+          <w:bCs/>
+        </w:rPr>
+        <w:t>Основная функция:</w:t>
+      </w:r>
+      <w:r>
+        <w:t> разрешение (резолвинг) доменных имён в соответствующие IP-адреса, чтобы клиент мог найти нужный сервер в сети. Дополнительно DNS позволяет хранить и другие записи (MX для почты, CNAME для псевдонимов, NS для авторитетных серверов зоны и т. д.).</w:t>
+      </w:r>
+    </w:p>
+    <w:p>
+      <w:pPr>
+        <w:spacing w:line="360" w:lineRule="auto"/>
+        <w:ind w:firstLine="0"/>
+      </w:pPr>
+    </w:p>
+    <w:p>
+      <w:pPr>
+        <w:spacing w:line="360" w:lineRule="auto"/>
+        <w:ind w:firstLine="0"/>
+        <w:rPr>
+          <w:b/>
+          <w:bCs/>
+        </w:rPr>
+      </w:pPr>
+      <w:r>
+        <w:rPr>
+          <w:b/>
+          <w:bCs/>
+        </w:rPr>
+        <w:t>2. Какой пакет используется для установки DNS-сервера на Astra Linux?</w:t>
+      </w:r>
+    </w:p>
+    <w:p>
+      <w:pPr>
+        <w:spacing w:line="360" w:lineRule="auto"/>
+        <w:ind w:firstLine="0"/>
+      </w:pPr>
+      <w:r>
+        <w:t>Основной</w:t>
+      </w:r>
+      <w:r>
+        <w:rPr>
+          <w:lang w:val="en-US"/>
+        </w:rPr>
+        <w:t xml:space="preserve"> </w:t>
+      </w:r>
+      <w:r>
+        <w:t>пакет</w:t>
+      </w:r>
+      <w:r>
+        <w:rPr>
+          <w:lang w:val="en-US"/>
+        </w:rPr>
+        <w:t xml:space="preserve"> — bind9 (</w:t>
+      </w:r>
+      <w:r>
+        <w:t>сервер</w:t>
+      </w:r>
+      <w:r>
+        <w:rPr>
+          <w:lang w:val="en-US"/>
+        </w:rPr>
+        <w:t xml:space="preserve"> BIND — Berkeley Internet Name Domain). </w:t>
+      </w:r>
+      <w:r>
+        <w:t>Дополнительно устанавливаются:</w:t>
       </w:r>
     </w:p>
     <w:p>
       <w:pPr>
         <w:numPr>
           <w:ilvl w:val="0"/>
-          <w:numId w:val="11"/>
+          <w:numId w:val="16"/>
         </w:numPr>
         <w:spacing w:line="360" w:lineRule="auto"/>
-      </w:pPr>
-      <w:r>
-        <w:rPr>
-          <w:b/>
-          <w:bCs/>
-        </w:rPr>
-        <w:t>Смоленск</w:t>
-      </w:r>
-      <w:r>
-        <w:t> — для x86-64, базовый и самый распространённый</w:t>
+        <w:rPr>
+          <w:lang w:val="en-US"/>
+        </w:rPr>
+      </w:pPr>
+      <w:r>
+        <w:rPr>
+          <w:lang w:val="en-US"/>
+        </w:rPr>
+        <w:t xml:space="preserve">bind9utils — </w:t>
+      </w:r>
+      <w:r>
+        <w:t>утилиты</w:t>
+      </w:r>
+      <w:r>
+        <w:rPr>
+          <w:lang w:val="en-US"/>
+        </w:rPr>
+        <w:t xml:space="preserve"> (named-checkconf, named-checkzone, rndc);</w:t>
       </w:r>
     </w:p>
     <w:p>
       <w:pPr>
         <w:numPr>
           <w:ilvl w:val="0"/>
-          <w:numId w:val="11"/>
+          <w:numId w:val="16"/>
         </w:numPr>
         <w:spacing w:line="360" w:lineRule="auto"/>
       </w:pPr>
       <w:r>
-        <w:rPr>
-          <w:b/>
-          <w:bCs/>
-        </w:rPr>
-        <w:t>Ленинград</w:t>
-      </w:r>
-      <w:r>
-        <w:t> — для архитектуры e2k-8c (Эльбрус-8С, Эльбрус-1С+)</w:t>
+        <w:t>bind9-doc — документация;</w:t>
       </w:r>
     </w:p>
     <w:p>
       <w:pPr>
         <w:numPr>
           <w:ilvl w:val="0"/>
-          <w:numId w:val="11"/>
+          <w:numId w:val="16"/>
         </w:numPr>
         <w:spacing w:line="360" w:lineRule="auto"/>
       </w:pPr>
       <w:r>
-        <w:rPr>
-          <w:b/>
-          <w:bCs/>
-        </w:rPr>
-        <w:t>Мурманск</w:t>
-      </w:r>
-      <w:r>
-        <w:t> — для IBM System Z</w:t>
+        <w:t>dnsutils — клиентские утилиты проверки (dig, nslookup, host).</w:t>
+      </w:r>
+    </w:p>
+    <w:p>
+      <w:pPr>
+        <w:spacing w:line="360" w:lineRule="auto"/>
+        <w:ind w:firstLine="0"/>
+      </w:pPr>
+    </w:p>
+    <w:p>
+      <w:pPr>
+        <w:spacing w:line="360" w:lineRule="auto"/>
+        <w:ind w:firstLine="0"/>
+        <w:rPr>
+          <w:b/>
+          <w:bCs/>
+        </w:rPr>
+      </w:pPr>
+      <w:r>
+        <w:rPr>
+          <w:b/>
+          <w:bCs/>
+        </w:rPr>
+        <w:t>3. Какой файл используется для настройки параметров BIND?</w:t>
+      </w:r>
+    </w:p>
+    <w:p>
+      <w:pPr>
+        <w:spacing w:line="360" w:lineRule="auto"/>
+        <w:ind w:firstLine="0"/>
+      </w:pPr>
+      <w:r>
+        <w:t>Основной конфигурационный файл — /etc/bind/named.conf.options (в нём задаются глобальные</w:t>
+      </w:r>
+      <w:r>
+        <w:t xml:space="preserve"> </w:t>
+      </w:r>
+      <w:r>
+        <w:t>параметры: directory, recursion, allow-transfer, listen-on, forwarders, DNSSEC и др.).</w:t>
+      </w:r>
+    </w:p>
+    <w:p>
+      <w:pPr>
+        <w:spacing w:line="360" w:lineRule="auto"/>
+        <w:ind w:firstLine="0"/>
+      </w:pPr>
+    </w:p>
+    <w:p>
+      <w:pPr>
+        <w:spacing w:line="360" w:lineRule="auto"/>
+        <w:ind w:firstLine="0"/>
+        <w:rPr>
+          <w:b/>
+          <w:bCs/>
+        </w:rPr>
+      </w:pPr>
+      <w:r>
+        <w:rPr>
+          <w:b/>
+          <w:bCs/>
+        </w:rPr>
+        <w:t>4. Как добавить новую зону в конфигурацию DNS-сервера?</w:t>
+      </w:r>
+    </w:p>
+    <w:p>
+      <w:pPr>
+        <w:spacing w:line="360" w:lineRule="auto"/>
+        <w:ind w:firstLine="0"/>
+      </w:pPr>
+      <w:r>
+        <w:t>Нужно прописать блок zone в файле /etc/bind/named.conf.local:</w:t>
+      </w:r>
+    </w:p>
+    <w:p>
+      <w:pPr>
+        <w:spacing w:line="360" w:lineRule="auto"/>
+        <w:ind w:firstLine="0"/>
+      </w:pPr>
+      <w:r>
+        <w:t>После этого создать сам файл зоны, проверить синтаксис (named-checkconf, named-checkzone) и перезапустить bind9.</w:t>
+      </w:r>
+    </w:p>
+    <w:p>
+      <w:pPr>
+        <w:spacing w:line="360" w:lineRule="auto"/>
+        <w:ind w:firstLine="0"/>
+        <w:rPr>
+          <w:lang w:val="en-US"/>
+        </w:rPr>
+      </w:pPr>
+    </w:p>
+    <w:p>
+      <w:pPr>
+        <w:spacing w:line="360" w:lineRule="auto"/>
+        <w:ind w:firstLine="0"/>
+        <w:rPr>
+          <w:lang w:val="en-US"/>
+        </w:rPr>
+      </w:pPr>
+    </w:p>
+    <w:p>
+      <w:pPr>
+        <w:spacing w:line="360" w:lineRule="auto"/>
+        <w:ind w:firstLine="0"/>
+        <w:rPr>
+          <w:b/>
+          <w:bCs/>
+        </w:rPr>
+      </w:pPr>
+      <w:r>
+        <w:rPr>
+          <w:b/>
+          <w:bCs/>
+        </w:rPr>
+        <w:lastRenderedPageBreak/>
+        <w:t>5. Какие команды применяются для перезапуска службы BIND?</w:t>
+      </w:r>
+    </w:p>
+    <w:p>
+      <w:pPr>
+        <w:spacing w:line="360" w:lineRule="auto"/>
+        <w:ind w:firstLine="0"/>
+        <w:rPr>
+          <w:lang w:val="en-US"/>
+        </w:rPr>
+      </w:pPr>
+    </w:p>
+    <w:p>
+      <w:pPr>
+        <w:spacing w:line="360" w:lineRule="auto"/>
+        <w:ind w:firstLine="0"/>
+        <w:rPr>
+          <w:lang w:val="en-US"/>
+        </w:rPr>
+      </w:pPr>
+      <w:r>
+        <w:rPr>
+          <w:lang w:val="en-US"/>
+        </w:rPr>
+        <w:t xml:space="preserve">sudo systemctl restart bind9      # </w:t>
+      </w:r>
+      <w:r>
+        <w:t>полный</w:t>
+      </w:r>
+      <w:r>
+        <w:rPr>
+          <w:lang w:val="en-US"/>
+        </w:rPr>
+        <w:t xml:space="preserve"> </w:t>
+      </w:r>
+      <w:r>
+        <w:t>перезапуск</w:t>
+      </w:r>
+    </w:p>
+    <w:p>
+      <w:pPr>
+        <w:spacing w:line="360" w:lineRule="auto"/>
+        <w:ind w:firstLine="0"/>
+        <w:rPr>
+          <w:lang w:val="en-US"/>
+        </w:rPr>
+      </w:pPr>
+      <w:r>
+        <w:rPr>
+          <w:lang w:val="en-US"/>
+        </w:rPr>
+        <w:t xml:space="preserve">sudo systemctl status bind9       # </w:t>
+      </w:r>
+      <w:r>
+        <w:t>проверка</w:t>
+      </w:r>
+      <w:r>
+        <w:rPr>
+          <w:lang w:val="en-US"/>
+        </w:rPr>
+        <w:t xml:space="preserve"> </w:t>
+      </w:r>
+      <w:r>
+        <w:t>статуса</w:t>
+      </w:r>
+      <w:r>
+        <w:rPr>
+          <w:lang w:val="en-US"/>
+        </w:rPr>
+        <w:t xml:space="preserve"> (active (running))</w:t>
+      </w:r>
+    </w:p>
+    <w:p>
+      <w:pPr>
+        <w:spacing w:line="360" w:lineRule="auto"/>
+        <w:ind w:firstLine="0"/>
+      </w:pPr>
+      <w:r>
+        <w:t>Дополнительно:</w:t>
+      </w:r>
+    </w:p>
+    <w:p>
+      <w:pPr>
+        <w:spacing w:line="360" w:lineRule="auto"/>
+        <w:ind w:firstLine="0"/>
+      </w:pPr>
+    </w:p>
+    <w:p>
+      <w:pPr>
+        <w:spacing w:line="360" w:lineRule="auto"/>
+        <w:ind w:firstLine="0"/>
+      </w:pPr>
+      <w:r>
+        <w:t>sudo systemctl reload bind9       # перечитать конфиг без разрыва соединений</w:t>
+      </w:r>
+    </w:p>
+    <w:p>
+      <w:pPr>
+        <w:spacing w:line="360" w:lineRule="auto"/>
+        <w:ind w:firstLine="0"/>
+      </w:pPr>
+      <w:r>
+        <w:t>sudo systemctl start bind9        # запустить</w:t>
+      </w:r>
+    </w:p>
+    <w:p>
+      <w:pPr>
+        <w:spacing w:line="360" w:lineRule="auto"/>
+        <w:ind w:firstLine="0"/>
+      </w:pPr>
+      <w:r>
+        <w:t>sudo systemctl stop bind9         # остановить</w:t>
+      </w:r>
+    </w:p>
+    <w:p>
+      <w:pPr>
+        <w:spacing w:line="360" w:lineRule="auto"/>
+        <w:ind w:firstLine="0"/>
+      </w:pPr>
+      <w:r>
+        <w:t>sudo systemctl enable bind9       # автозапуск при загрузке</w:t>
+      </w:r>
+    </w:p>
+    <w:p>
+      <w:pPr>
+        <w:spacing w:line="360" w:lineRule="auto"/>
+        <w:ind w:firstLine="0"/>
+      </w:pPr>
+    </w:p>
+    <w:p>
+      <w:pPr>
+        <w:spacing w:line="360" w:lineRule="auto"/>
+        <w:ind w:firstLine="0"/>
+        <w:rPr>
+          <w:b/>
+          <w:bCs/>
+        </w:rPr>
+      </w:pPr>
+      <w:r>
+        <w:rPr>
+          <w:b/>
+          <w:bCs/>
+        </w:rPr>
+        <w:t>6. Что означает NS в контексте файлов зоны DNS?</w:t>
+      </w:r>
+    </w:p>
+    <w:p>
+      <w:pPr>
+        <w:spacing w:line="360" w:lineRule="auto"/>
+        <w:ind w:firstLine="0"/>
+      </w:pPr>
+      <w:r>
+        <w:rPr>
+          <w:b/>
+          <w:bCs/>
+        </w:rPr>
+        <w:t>NS (Name Server)</w:t>
+      </w:r>
+      <w:r>
+        <w:t> — тип ресурсной записи, которая указывает </w:t>
+      </w:r>
+      <w:r>
+        <w:rPr>
+          <w:b/>
+          <w:bCs/>
+        </w:rPr>
+        <w:t>авторитетный DNS-сервер(ы) для данной зоны</w:t>
+      </w:r>
+      <w:r>
+        <w:t>. Именно NS-записи говорят резолверам, к какому серверу обращаться за информацией о домене.</w:t>
+      </w:r>
+    </w:p>
+    <w:p>
+      <w:pPr>
+        <w:spacing w:line="360" w:lineRule="auto"/>
+        <w:ind w:firstLine="0"/>
+      </w:pPr>
+      <w:r>
+        <w:t>Пример из файла зоны:</w:t>
+      </w:r>
+      <w:r>
+        <w:t xml:space="preserve"> </w:t>
+      </w:r>
+      <w:r>
+        <w:rPr>
+          <w:b/>
+          <w:bCs/>
+        </w:rPr>
+        <w:t xml:space="preserve">@       </w:t>
+      </w:r>
+      <w:r>
+        <w:rPr>
+          <w:b/>
+          <w:bCs/>
+          <w:lang w:val="en-US"/>
+        </w:rPr>
+        <w:t>IN</w:t>
+      </w:r>
+      <w:r>
+        <w:rPr>
+          <w:b/>
+          <w:bCs/>
+        </w:rPr>
+        <w:t xml:space="preserve">      </w:t>
+      </w:r>
+      <w:r>
+        <w:rPr>
+          <w:b/>
+          <w:bCs/>
+          <w:lang w:val="en-US"/>
+        </w:rPr>
+        <w:t>NS</w:t>
+      </w:r>
+      <w:r>
+        <w:rPr>
+          <w:b/>
+          <w:bCs/>
+        </w:rPr>
+        <w:t xml:space="preserve">      </w:t>
+      </w:r>
+      <w:r>
+        <w:rPr>
+          <w:b/>
+          <w:bCs/>
+          <w:lang w:val="en-US"/>
+        </w:rPr>
+        <w:t>ns</w:t>
+      </w:r>
+      <w:r>
+        <w:rPr>
+          <w:b/>
+          <w:bCs/>
+        </w:rPr>
+        <w:t>.</w:t>
+      </w:r>
+      <w:r>
+        <w:rPr>
+          <w:b/>
+          <w:bCs/>
+          <w:lang w:val="en-US"/>
+        </w:rPr>
+        <w:t>example</w:t>
+      </w:r>
+      <w:r>
+        <w:rPr>
+          <w:b/>
+          <w:bCs/>
+        </w:rPr>
+        <w:t>.</w:t>
+      </w:r>
+      <w:r>
+        <w:rPr>
+          <w:b/>
+          <w:bCs/>
+          <w:lang w:val="en-US"/>
+        </w:rPr>
+        <w:t>local</w:t>
+      </w:r>
+      <w:r>
+        <w:t>.</w:t>
+      </w:r>
+    </w:p>
+    <w:p>
+      <w:pPr>
+        <w:spacing w:line="360" w:lineRule="auto"/>
+        <w:ind w:firstLine="0"/>
+      </w:pPr>
+      <w:r>
+        <w:t>Означает: «за зону example.local отвечает сервер ns.example.local». Обычно для каждой зоны требуется минимум две NS-записи (первичный и вторичный сервер) — это требование отказоустойчивости.</w:t>
+      </w:r>
+    </w:p>
+    <w:p>
+      <w:pPr>
+        <w:spacing w:line="360" w:lineRule="auto"/>
+        <w:ind w:firstLine="0"/>
+      </w:pPr>
+    </w:p>
+    <w:p>
+      <w:pPr>
+        <w:spacing w:line="360" w:lineRule="auto"/>
+        <w:ind w:firstLine="0"/>
+        <w:rPr>
+          <w:b/>
+          <w:bCs/>
+        </w:rPr>
+      </w:pPr>
+      <w:r>
+        <w:rPr>
+          <w:b/>
+          <w:bCs/>
+        </w:rPr>
+        <w:t>7. Как проверить работу DNS-сервера с помощью утилиты dig?</w:t>
+      </w:r>
+    </w:p>
+    <w:p>
+      <w:pPr>
+        <w:spacing w:line="360" w:lineRule="auto"/>
+        <w:ind w:firstLine="0"/>
+      </w:pPr>
+      <w:r>
+        <w:rPr>
+          <w:lang w:val="en-US"/>
+        </w:rPr>
+        <w:t xml:space="preserve">dig (Domain Information Groper) — </w:t>
+      </w:r>
+      <w:r>
+        <w:t>утилита</w:t>
+      </w:r>
+      <w:r>
+        <w:rPr>
+          <w:lang w:val="en-US"/>
+        </w:rPr>
+        <w:t xml:space="preserve"> </w:t>
+      </w:r>
+      <w:r>
+        <w:t>из</w:t>
+      </w:r>
+      <w:r>
+        <w:rPr>
+          <w:lang w:val="en-US"/>
+        </w:rPr>
+        <w:t xml:space="preserve"> </w:t>
+      </w:r>
+      <w:r>
+        <w:t>пакета</w:t>
+      </w:r>
+      <w:r>
+        <w:rPr>
+          <w:lang w:val="en-US"/>
+        </w:rPr>
+        <w:t xml:space="preserve"> dnsutils. </w:t>
+      </w:r>
+      <w:r>
+        <w:t>Основной синтаксис:</w:t>
+      </w:r>
+    </w:p>
+    <w:p>
+      <w:pPr>
+        <w:spacing w:line="360" w:lineRule="auto"/>
+        <w:ind w:firstLine="0"/>
+      </w:pPr>
+    </w:p>
+    <w:p>
+      <w:pPr>
+        <w:spacing w:line="360" w:lineRule="auto"/>
+        <w:ind w:firstLine="0"/>
+      </w:pPr>
+      <w:r>
+        <w:t>dig @&lt;DNS-сервер&gt; &lt;имя&gt; [&lt;тип записи&gt;]</w:t>
+      </w:r>
+    </w:p>
+    <w:p>
+      <w:pPr>
+        <w:spacing w:line="360" w:lineRule="auto"/>
+        <w:ind w:firstLine="0"/>
+      </w:pPr>
+    </w:p>
+    <w:p>
+      <w:pPr>
+        <w:spacing w:line="360" w:lineRule="auto"/>
+        <w:ind w:firstLine="0"/>
+        <w:rPr>
+          <w:b/>
+          <w:bCs/>
+        </w:rPr>
+      </w:pPr>
+      <w:r>
+        <w:rPr>
+          <w:b/>
+          <w:bCs/>
+        </w:rPr>
+        <w:t>8. Какие параметры задаются в файле зоны для определения времени жизни (TTL)?</w:t>
+      </w:r>
+    </w:p>
+    <w:p>
+      <w:pPr>
+        <w:spacing w:line="360" w:lineRule="auto"/>
+        <w:ind w:firstLine="0"/>
+      </w:pPr>
+      <w:r>
+        <w:rPr>
+          <w:b/>
+          <w:bCs/>
+        </w:rPr>
+        <w:t>TTL (Time To Live)</w:t>
+      </w:r>
+      <w:r>
+        <w:t> — время в секундах, в течение которого DNS-клиент (резолвер) может кэшировать запись, прежде чем снова обратиться к серверу.</w:t>
+      </w:r>
+    </w:p>
+    <w:p>
+      <w:pPr>
+        <w:spacing w:line="360" w:lineRule="auto"/>
+        <w:ind w:firstLine="0"/>
+      </w:pPr>
+      <w:r>
+        <w:t>Задаётся в двух местах:</w:t>
       </w:r>
     </w:p>
     <w:p>
       <w:pPr>
         <w:numPr>
           <w:ilvl w:val="0"/>
-          <w:numId w:val="11"/>
+          <w:numId w:val="19"/>
         </w:numPr>
-        <w:spacing w:line="360" w:lineRule="auto"/>
-      </w:pPr>
-      <w:r>
-        <w:rPr>
-          <w:b/>
-          <w:bCs/>
-        </w:rPr>
-        <w:t>Новороссийск</w:t>
-      </w:r>
-      <w:r>
-        <w:t> — для ARM (</w:t>
-      </w:r>
-      <w:proofErr w:type="spellStart"/>
-      <w:r>
-        <w:t>armhf</w:t>
-      </w:r>
-      <w:proofErr w:type="spellEnd"/>
-      <w:r>
-        <w:t>)</w:t>
+        <w:tabs>
+          <w:tab w:val="clear" w:pos="720"/>
+        </w:tabs>
+        <w:spacing w:line="360" w:lineRule="auto"/>
+        <w:ind w:left="142" w:firstLine="0"/>
+      </w:pPr>
+      <w:r>
+        <w:rPr>
+          <w:b/>
+          <w:bCs/>
+        </w:rPr>
+        <w:lastRenderedPageBreak/>
+        <w:t>Директива </w:t>
+      </w:r>
+      <w:r>
+        <w:t>$TTL — TTL по умолчанию для всех записей зоны, у которых TTL не указан явно:</w:t>
+      </w:r>
+      <w:r>
+        <w:t xml:space="preserve"> </w:t>
+      </w:r>
+      <w:r>
+        <w:t>$TTL    604800</w:t>
       </w:r>
     </w:p>
     <w:p>
       <w:pPr>
         <w:numPr>
           <w:ilvl w:val="0"/>
-          <w:numId w:val="11"/>
+          <w:numId w:val="19"/>
         </w:numPr>
-        <w:spacing w:line="360" w:lineRule="auto"/>
-      </w:pPr>
-      <w:r>
-        <w:rPr>
-          <w:b/>
-          <w:bCs/>
-        </w:rPr>
-        <w:t>Севастополь</w:t>
-      </w:r>
-      <w:r>
-        <w:t> — для MIPS («Байкал-Т1», «КОМДИВ64»)</w:t>
-      </w:r>
-    </w:p>
-    <w:p>
-      <w:pPr>
-        <w:spacing w:line="360" w:lineRule="auto"/>
-        <w:ind w:firstLine="0"/>
-      </w:pPr>
-      <w:r>
-        <w:t>Также существует </w:t>
-      </w:r>
-      <w:r>
-        <w:rPr>
-          <w:b/>
-          <w:bCs/>
-        </w:rPr>
-        <w:t>Astra Linux Common Edition</w:t>
-      </w:r>
-      <w:r>
-        <w:t> — версия для широкого круга пользователей, не имеющая статуса «специального назначения».</w:t>
-      </w:r>
-    </w:p>
-    <w:p>
-      <w:pPr>
-        <w:spacing w:line="360" w:lineRule="auto"/>
-        <w:ind w:firstLine="0"/>
-        <w:rPr>
-          <w:b/>
-          <w:bCs/>
-        </w:rPr>
-      </w:pPr>
-      <w:r>
-        <w:rPr>
-          <w:b/>
-          <w:bCs/>
-        </w:rPr>
-        <w:t>3. Что такое брандмауэр?</w:t>
-      </w:r>
-    </w:p>
-    <w:p>
-      <w:pPr>
-        <w:spacing w:line="360" w:lineRule="auto"/>
-        <w:ind w:firstLine="0"/>
-      </w:pPr>
-      <w:r>
-        <w:t xml:space="preserve">Брандмауэр (межсетевой экран) — это аппаратное или программное средство, которое контролирует и фильтрует сетевой трафик между доверенными и </w:t>
-      </w:r>
-      <w:proofErr w:type="spellStart"/>
-      <w:r>
-        <w:t>недоверенными</w:t>
-      </w:r>
-      <w:proofErr w:type="spellEnd"/>
-      <w:r>
-        <w:t xml:space="preserve"> сетями, защищая устройство от несанкционированного доступа и вредоносного трафика.</w:t>
-      </w:r>
-    </w:p>
-    <w:p>
-      <w:pPr>
-        <w:spacing w:line="360" w:lineRule="auto"/>
-        <w:ind w:firstLine="0"/>
-        <w:rPr>
-          <w:b/>
-          <w:bCs/>
-        </w:rPr>
-      </w:pPr>
-      <w:r>
-        <w:rPr>
-          <w:b/>
-          <w:bCs/>
-        </w:rPr>
-        <w:t>4. Как можно настроить межсетевой экран (виды настройки)?</w:t>
-      </w:r>
-    </w:p>
-    <w:p>
-      <w:pPr>
-        <w:spacing w:line="360" w:lineRule="auto"/>
-        <w:ind w:firstLine="0"/>
-      </w:pPr>
-      <w:r>
-        <w:t>Существует три основных подхода к настройке МЭ в Linux:</w:t>
-      </w:r>
-    </w:p>
-    <w:p>
-      <w:pPr>
-        <w:numPr>
-          <w:ilvl w:val="0"/>
-          <w:numId w:val="12"/>
-        </w:numPr>
-        <w:spacing w:line="360" w:lineRule="auto"/>
-      </w:pPr>
-      <w:r>
-        <w:rPr>
-          <w:b/>
-          <w:bCs/>
-        </w:rPr>
-        <w:t>iptables</w:t>
-      </w:r>
-      <w:r>
-        <w:t xml:space="preserve"> — низкоуровневый инструмент командной строки для прямой работы с </w:t>
-      </w:r>
-      <w:proofErr w:type="spellStart"/>
-      <w:r>
-        <w:t>Netfilter</w:t>
-      </w:r>
-      <w:proofErr w:type="spellEnd"/>
-    </w:p>
-    <w:p>
-      <w:pPr>
-        <w:numPr>
-          <w:ilvl w:val="0"/>
-          <w:numId w:val="12"/>
-        </w:numPr>
-        <w:spacing w:line="360" w:lineRule="auto"/>
-        <w:rPr>
-          <w:lang w:val="en-US"/>
-        </w:rPr>
-      </w:pPr>
-      <w:r>
-        <w:rPr>
-          <w:b/>
-          <w:bCs/>
-          <w:lang w:val="en-US"/>
-        </w:rPr>
-        <w:t>ufw (Uncomplicated Firewall)</w:t>
-      </w:r>
-      <w:r>
-        <w:rPr>
-          <w:lang w:val="en-US"/>
-        </w:rPr>
-        <w:t xml:space="preserve"> — </w:t>
-      </w:r>
-      <w:r>
-        <w:t>упрощённый</w:t>
-      </w:r>
-      <w:r>
-        <w:rPr>
-          <w:lang w:val="en-US"/>
-        </w:rPr>
-        <w:t xml:space="preserve"> CLI-</w:t>
-      </w:r>
-      <w:r>
-        <w:t>интерфейс</w:t>
-      </w:r>
-      <w:r>
-        <w:rPr>
+        <w:tabs>
+          <w:tab w:val="clear" w:pos="720"/>
+        </w:tabs>
+        <w:spacing w:line="360" w:lineRule="auto"/>
+        <w:ind w:left="142" w:firstLine="0"/>
+        <w:rPr>
+          <w:lang w:val="en-US"/>
+        </w:rPr>
+      </w:pPr>
+      <w:r>
+        <w:rPr>
+          <w:b/>
+          <w:bCs/>
+        </w:rPr>
+        <w:t>Явный TTL в каждой записи</w:t>
+      </w:r>
+      <w:r>
+        <w:t> — необязательное поле перед классом (IN):</w:t>
+      </w:r>
+      <w:r>
+        <w:rPr>
+          <w:lang w:val="en-US"/>
+        </w:rPr>
+        <w:t>example</w:t>
+      </w:r>
+      <w:r>
+        <w:t>.</w:t>
+      </w:r>
+      <w:r>
+        <w:rPr>
+          <w:lang w:val="en-US"/>
+        </w:rPr>
+        <w:t>local</w:t>
+      </w:r>
+      <w:r>
+        <w:t xml:space="preserve">.   </w:t>
+      </w:r>
+      <w:r>
+        <w:rPr>
+          <w:lang w:val="en-US"/>
+        </w:rPr>
+        <w:t>3600   IN   A   192.168.1.1</w:t>
+      </w:r>
+    </w:p>
+    <w:p>
+      <w:pPr>
+        <w:spacing w:line="360" w:lineRule="auto"/>
+        <w:ind w:firstLine="0"/>
+      </w:pPr>
+    </w:p>
+    <w:p>
+      <w:pPr>
+        <w:spacing w:line="360" w:lineRule="auto"/>
+        <w:ind w:firstLine="0"/>
+      </w:pPr>
+    </w:p>
+    <w:p>
+      <w:pPr>
+        <w:spacing w:line="360" w:lineRule="auto"/>
+        <w:ind w:firstLine="0"/>
+        <w:rPr>
+          <w:b/>
+          <w:bCs/>
+        </w:rPr>
+      </w:pPr>
+      <w:r>
+        <w:rPr>
+          <w:b/>
+          <w:bCs/>
+        </w:rPr>
+        <w:t>9. Что означает строка allow-transfer { none; }; в конфигурации BIND?</w:t>
+      </w:r>
+    </w:p>
+    <w:p>
+      <w:pPr>
+        <w:spacing w:line="360" w:lineRule="auto"/>
+        <w:ind w:firstLine="0"/>
+      </w:pPr>
+      <w:r>
+        <w:t>Это директива, которая </w:t>
+      </w:r>
+      <w:r>
+        <w:rPr>
+          <w:b/>
+          <w:bCs/>
+        </w:rPr>
+        <w:t>запрещает передачу (AXFR/IXFR) содержимого зон любым клиентам</w:t>
+      </w:r>
+      <w:r>
+        <w:t>. Без ограничения любой желающий мог бы командой dig AXFR выгрузить всю базу DNS-сервера — это раскрывает внутреннюю структуру сети (имена хостов, IP-адреса) и облегчает подготовку атак.</w:t>
+      </w:r>
+    </w:p>
+    <w:p>
+      <w:pPr>
+        <w:spacing w:line="360" w:lineRule="auto"/>
+        <w:ind w:firstLine="0"/>
+      </w:pPr>
+      <w:r>
+        <w:t>Это одна из базовых мер защиты DNS-сервера (вместе с отключением рекурсии recursion no; для авторитетного сервера).</w:t>
+      </w:r>
+    </w:p>
+    <w:p>
+      <w:pPr>
+        <w:spacing w:line="360" w:lineRule="auto"/>
+        <w:ind w:firstLine="0"/>
+      </w:pPr>
+    </w:p>
+    <w:p>
+      <w:pPr>
+        <w:spacing w:line="360" w:lineRule="auto"/>
+        <w:ind w:firstLine="0"/>
+        <w:rPr>
+          <w:b/>
+          <w:bCs/>
+        </w:rPr>
+      </w:pPr>
+      <w:r>
+        <w:rPr>
+          <w:b/>
+          <w:bCs/>
+        </w:rPr>
+        <w:t>10. Как настроить клиент для использования вашего DNS-сервера?</w:t>
+      </w:r>
+    </w:p>
+    <w:p>
+      <w:pPr>
+        <w:spacing w:line="360" w:lineRule="auto"/>
+        <w:ind w:firstLine="0"/>
+      </w:pPr>
+      <w:r>
+        <w:t>Есть несколько уровней настройки:</w:t>
+      </w:r>
+    </w:p>
+    <w:p>
+      <w:pPr>
+        <w:spacing w:line="360" w:lineRule="auto"/>
+        <w:ind w:firstLine="0"/>
+        <w:rPr>
+          <w:b/>
+          <w:bCs/>
+        </w:rPr>
+      </w:pPr>
+      <w:r>
+        <w:rPr>
+          <w:b/>
+          <w:bCs/>
+        </w:rPr>
+        <w:t>a) Временно, для одной сессии / отдельной команды</w:t>
+      </w:r>
+    </w:p>
+    <w:p>
+      <w:pPr>
+        <w:spacing w:line="360" w:lineRule="auto"/>
+        <w:ind w:firstLine="0"/>
+        <w:rPr>
+          <w:lang w:val="en-US"/>
+        </w:rPr>
+      </w:pPr>
+      <w:r>
+        <w:t>Указать сервер прямо в запросе:</w:t>
+      </w:r>
+    </w:p>
+    <w:p>
+      <w:pPr>
+        <w:spacing w:line="360" w:lineRule="auto"/>
+        <w:ind w:firstLine="0"/>
+      </w:pPr>
+      <w:r>
+        <w:t>dig @192.168.1.1 example.local</w:t>
+      </w:r>
+    </w:p>
+    <w:p>
+      <w:pPr>
+        <w:spacing w:line="360" w:lineRule="auto"/>
+        <w:ind w:firstLine="0"/>
+        <w:rPr>
+          <w:lang w:val="en-US"/>
+        </w:rPr>
+      </w:pPr>
+      <w:r>
+        <w:t>или задать переменную окружения:</w:t>
+      </w:r>
+    </w:p>
+    <w:p>
+      <w:pPr>
+        <w:spacing w:line="360" w:lineRule="auto"/>
+        <w:ind w:firstLine="0"/>
+        <w:rPr>
+          <w:lang w:val="en-US"/>
+        </w:rPr>
+      </w:pPr>
+      <w:r>
+        <w:rPr>
+          <w:lang w:val="en-US"/>
+        </w:rPr>
+        <w:t>export RES_OPTIONS="nameserver 192.168.1.1"</w:t>
+      </w:r>
+    </w:p>
+    <w:p>
+      <w:pPr>
+        <w:spacing w:line="360" w:lineRule="auto"/>
+        <w:ind w:firstLine="0"/>
+        <w:rPr>
+          <w:lang w:val="en-US"/>
+        </w:rPr>
+      </w:pPr>
+    </w:p>
+    <w:p>
+      <w:pPr>
+        <w:spacing w:line="360" w:lineRule="auto"/>
+        <w:ind w:firstLine="0"/>
+        <w:rPr>
+          <w:b/>
+          <w:bCs/>
+          <w:lang w:val="en-US"/>
+        </w:rPr>
+      </w:pPr>
+      <w:r>
+        <w:rPr>
+          <w:b/>
+          <w:bCs/>
+          <w:lang w:val="en-US"/>
+        </w:rPr>
+        <w:t xml:space="preserve">b) </w:t>
+      </w:r>
+      <w:r>
+        <w:rPr>
+          <w:b/>
+          <w:bCs/>
+        </w:rPr>
+        <w:t>Постоянно</w:t>
+      </w:r>
+      <w:r>
+        <w:rPr>
+          <w:b/>
+          <w:bCs/>
           <w:lang w:val="en-US"/>
         </w:rPr>
         <w:t xml:space="preserve"> </w:t>
       </w:r>
       <w:r>
+        <w:rPr>
+          <w:b/>
+          <w:bCs/>
+        </w:rPr>
         <w:t>для</w:t>
       </w:r>
       <w:r>
         <w:rPr>
-          <w:lang w:val="en-US"/>
-        </w:rPr>
-        <w:t xml:space="preserve"> iptables</w:t>
-      </w:r>
-    </w:p>
-    <w:p>
-      <w:pPr>
-        <w:numPr>
-          <w:ilvl w:val="0"/>
-          <w:numId w:val="12"/>
-        </w:numPr>
-        <w:spacing w:line="360" w:lineRule="auto"/>
-      </w:pPr>
-      <w:r>
-        <w:rPr>
-          <w:b/>
-          <w:bCs/>
-        </w:rPr>
-        <w:t>gufw</w:t>
-      </w:r>
-      <w:r>
-        <w:t> — графический интерфейс для ufw</w:t>
-      </w:r>
-    </w:p>
-    <w:p>
-      <w:pPr>
-        <w:spacing w:line="360" w:lineRule="auto"/>
-        <w:ind w:firstLine="0"/>
-      </w:pPr>
-      <w:r>
-        <w:t>Все три метода в конечном итоге настраивают одни и те же правила ядра, различается только удобство использования.</w:t>
-      </w:r>
-    </w:p>
-    <w:p>
-      <w:pPr>
-        <w:spacing w:line="360" w:lineRule="auto"/>
-        <w:ind w:firstLine="0"/>
-        <w:rPr>
-          <w:b/>
-          <w:bCs/>
-        </w:rPr>
-      </w:pPr>
-      <w:r>
-        <w:rPr>
-          <w:b/>
-          <w:bCs/>
+          <w:b/>
+          <w:bCs/>
+          <w:lang w:val="en-US"/>
+        </w:rPr>
+        <w:t xml:space="preserve"> </w:t>
+      </w:r>
+      <w:r>
+        <w:rPr>
+          <w:b/>
+          <w:bCs/>
+        </w:rPr>
+        <w:t>системы</w:t>
+      </w:r>
+      <w:r>
+        <w:rPr>
+          <w:b/>
+          <w:bCs/>
+          <w:lang w:val="en-US"/>
+        </w:rPr>
+        <w:t xml:space="preserve"> (Astra Linux </w:t>
+      </w:r>
+      <w:r>
+        <w:rPr>
+          <w:b/>
+          <w:bCs/>
+        </w:rPr>
+        <w:t>использует</w:t>
+      </w:r>
+      <w:r>
+        <w:rPr>
+          <w:b/>
+          <w:bCs/>
+          <w:lang w:val="en-US"/>
+        </w:rPr>
+        <w:t xml:space="preserve"> systemd-resolved </w:t>
+      </w:r>
+      <w:r>
+        <w:rPr>
+          <w:b/>
+          <w:bCs/>
+        </w:rPr>
+        <w:t>или</w:t>
+      </w:r>
+      <w:r>
+        <w:rPr>
+          <w:b/>
+          <w:bCs/>
+          <w:lang w:val="en-US"/>
+        </w:rPr>
+        <w:t xml:space="preserve"> </w:t>
+      </w:r>
+      <w:r>
+        <w:rPr>
+          <w:b/>
+          <w:bCs/>
+        </w:rPr>
+        <w:t>прямо</w:t>
+      </w:r>
+      <w:r>
+        <w:rPr>
+          <w:b/>
+          <w:bCs/>
+          <w:lang w:val="en-US"/>
+        </w:rPr>
+        <w:t> /etc/resolv.conf)</w:t>
+      </w:r>
+    </w:p>
+    <w:p>
+      <w:pPr>
+        <w:spacing w:line="360" w:lineRule="auto"/>
+        <w:ind w:firstLine="0"/>
+        <w:rPr>
+          <w:lang w:val="en-US"/>
+        </w:rPr>
+      </w:pPr>
+      <w:r>
+        <w:rPr>
+          <w:b/>
+          <w:bCs/>
+        </w:rPr>
+        <w:t>Вариант 1 — </w:t>
+      </w:r>
+      <w:r>
+        <w:t>/etc/resolv.conf (простой, но может перезаписываться NetworkManager):</w:t>
+      </w:r>
+    </w:p>
+    <w:p>
+      <w:pPr>
+        <w:spacing w:line="360" w:lineRule="auto"/>
+        <w:ind w:firstLine="0"/>
+        <w:rPr>
+          <w:lang w:val="en-US"/>
+        </w:rPr>
+      </w:pPr>
+      <w:r>
+        <w:rPr>
+          <w:lang w:val="en-US"/>
+        </w:rPr>
+        <w:t>sudo nano /etc/resolv.conf</w:t>
+      </w:r>
+    </w:p>
+    <w:p>
+      <w:pPr>
+        <w:spacing w:line="360" w:lineRule="auto"/>
+        <w:ind w:firstLine="0"/>
+        <w:rPr>
+          <w:lang w:val="en-US"/>
+        </w:rPr>
+      </w:pPr>
+      <w:r>
+        <w:rPr>
+          <w:lang w:val="en-US"/>
+        </w:rPr>
+        <w:t>nameserver 192.168.1.1</w:t>
+      </w:r>
+    </w:p>
+    <w:p>
+      <w:pPr>
+        <w:spacing w:line="360" w:lineRule="auto"/>
+        <w:ind w:firstLine="0"/>
+        <w:rPr>
+          <w:lang w:val="en-US"/>
+        </w:rPr>
+      </w:pPr>
+      <w:r>
+        <w:rPr>
+          <w:lang w:val="en-US"/>
+        </w:rPr>
+        <w:t>search example.local</w:t>
+      </w:r>
+    </w:p>
+    <w:p>
+      <w:pPr>
+        <w:spacing w:line="360" w:lineRule="auto"/>
+        <w:ind w:firstLine="0"/>
+        <w:rPr>
+          <w:lang w:val="en-US"/>
+        </w:rPr>
+      </w:pPr>
+      <w:r>
+        <w:rPr>
+          <w:b/>
+          <w:bCs/>
+        </w:rPr>
+        <w:t>Вариант</w:t>
+      </w:r>
+      <w:r>
+        <w:rPr>
+          <w:b/>
+          <w:bCs/>
+          <w:lang w:val="en-US"/>
+        </w:rPr>
+        <w:t xml:space="preserve"> 2 — </w:t>
+      </w:r>
+      <w:r>
+        <w:rPr>
+          <w:b/>
+          <w:bCs/>
+        </w:rPr>
+        <w:t>через</w:t>
+      </w:r>
+      <w:r>
+        <w:rPr>
+          <w:b/>
+          <w:bCs/>
+          <w:lang w:val="en-US"/>
+        </w:rPr>
+        <w:t> </w:t>
+      </w:r>
+      <w:r>
+        <w:rPr>
+          <w:lang w:val="en-US"/>
+        </w:rPr>
+        <w:t>systemd-resolved (</w:t>
+      </w:r>
+      <w:r>
+        <w:t>современный</w:t>
+      </w:r>
+      <w:r>
+        <w:rPr>
+          <w:lang w:val="en-US"/>
+        </w:rPr>
+        <w:t xml:space="preserve"> </w:t>
+      </w:r>
+      <w:r>
+        <w:t>способ</w:t>
+      </w:r>
+      <w:r>
+        <w:rPr>
+          <w:lang w:val="en-US"/>
+        </w:rPr>
+        <w:t>):</w:t>
+      </w:r>
+    </w:p>
+    <w:p>
+      <w:pPr>
+        <w:spacing w:line="360" w:lineRule="auto"/>
+        <w:ind w:firstLine="0"/>
+        <w:rPr>
+          <w:lang w:val="en-US"/>
+        </w:rPr>
+      </w:pPr>
+      <w:r>
+        <w:rPr>
+          <w:lang w:val="en-US"/>
         </w:rPr>
         <w:lastRenderedPageBreak/>
-        <w:t>5. Как создать правило в iptables на запрет подключения к порту SSH?</w:t>
-      </w:r>
-    </w:p>
-    <w:p>
-      <w:pPr>
-        <w:spacing w:line="360" w:lineRule="auto"/>
-        <w:ind w:firstLine="0"/>
-        <w:rPr>
-          <w:i/>
-          <w:iCs/>
-          <w:u w:val="single"/>
-          <w:lang w:val="en-US"/>
-        </w:rPr>
-      </w:pPr>
-      <w:proofErr w:type="spellStart"/>
-      <w:r>
-        <w:rPr>
-          <w:i/>
-          <w:iCs/>
-          <w:u w:val="single"/>
-          <w:lang w:val="en-US"/>
-        </w:rPr>
-        <w:t>sudo</w:t>
-      </w:r>
-      <w:proofErr w:type="spellEnd"/>
-      <w:r>
-        <w:rPr>
-          <w:i/>
-          <w:iCs/>
-          <w:u w:val="single"/>
-          <w:lang w:val="en-US"/>
-        </w:rPr>
-        <w:t xml:space="preserve"> iptables -A INPUT -p tcp --</w:t>
-      </w:r>
-      <w:proofErr w:type="spellStart"/>
-      <w:r>
-        <w:rPr>
-          <w:i/>
-          <w:iCs/>
-          <w:u w:val="single"/>
-          <w:lang w:val="en-US"/>
-        </w:rPr>
-        <w:t>dport</w:t>
-      </w:r>
-      <w:proofErr w:type="spellEnd"/>
-      <w:r>
-        <w:rPr>
-          <w:i/>
-          <w:iCs/>
-          <w:u w:val="single"/>
-          <w:lang w:val="en-US"/>
-        </w:rPr>
-        <w:t xml:space="preserve"> 22 -j DROP</w:t>
-      </w:r>
-    </w:p>
-    <w:p>
-      <w:pPr>
-        <w:spacing w:line="360" w:lineRule="auto"/>
-        <w:ind w:firstLine="0"/>
-      </w:pPr>
-      <w:r>
-        <w:t>Эта команда добавляет правило в цепочку INPUT, которое отбрасывает все входящие TCP-пакеты на порт 22.</w:t>
-      </w:r>
-    </w:p>
-    <w:p>
-      <w:pPr>
-        <w:spacing w:line="360" w:lineRule="auto"/>
-        <w:ind w:firstLine="0"/>
-        <w:rPr>
-          <w:b/>
-          <w:bCs/>
-        </w:rPr>
-      </w:pPr>
-      <w:r>
-        <w:rPr>
-          <w:b/>
-          <w:bCs/>
-        </w:rPr>
-        <w:t>6. С помощью каких команд создаются запреты и разрешения в утилите iptables?</w:t>
-      </w:r>
-    </w:p>
-    <w:p>
-      <w:pPr>
-        <w:spacing w:line="360" w:lineRule="auto"/>
-        <w:ind w:firstLine="0"/>
-        <w:rPr>
-          <w:lang w:val="en-US"/>
-        </w:rPr>
-      </w:pPr>
-      <w:r>
-        <w:rPr>
-          <w:b/>
-          <w:bCs/>
-        </w:rPr>
-        <w:t>Разрешение</w:t>
-      </w:r>
-      <w:r>
-        <w:rPr>
-          <w:b/>
-          <w:bCs/>
+        <w:t>sudo nano /etc/systemd/resolved.conf</w:t>
+      </w:r>
+    </w:p>
+    <w:p>
+      <w:pPr>
+        <w:spacing w:line="360" w:lineRule="auto"/>
+        <w:ind w:firstLine="0"/>
+        <w:rPr>
+          <w:lang w:val="en-US"/>
+        </w:rPr>
+      </w:pPr>
+    </w:p>
+    <w:p>
+      <w:pPr>
+        <w:spacing w:line="360" w:lineRule="auto"/>
+        <w:ind w:firstLine="0"/>
+        <w:rPr>
+          <w:lang w:val="en-US"/>
+        </w:rPr>
+      </w:pPr>
+      <w:r>
+        <w:rPr>
+          <w:lang w:val="en-US"/>
+        </w:rPr>
+        <w:t>[Resolve]</w:t>
+      </w:r>
+    </w:p>
+    <w:p>
+      <w:pPr>
+        <w:spacing w:line="360" w:lineRule="auto"/>
+        <w:ind w:firstLine="0"/>
+        <w:rPr>
+          <w:lang w:val="en-US"/>
+        </w:rPr>
+      </w:pPr>
+      <w:r>
+        <w:rPr>
+          <w:lang w:val="en-US"/>
+        </w:rPr>
+        <w:t>DNS=192.168.1.1</w:t>
+      </w:r>
+    </w:p>
+    <w:p>
+      <w:pPr>
+        <w:spacing w:line="360" w:lineRule="auto"/>
+        <w:ind w:firstLine="0"/>
+        <w:rPr>
+          <w:lang w:val="en-US"/>
+        </w:rPr>
+      </w:pPr>
+      <w:r>
+        <w:rPr>
+          <w:lang w:val="en-US"/>
+        </w:rPr>
+        <w:t>Domains=example.local</w:t>
+      </w:r>
+    </w:p>
+    <w:p>
+      <w:pPr>
+        <w:spacing w:line="360" w:lineRule="auto"/>
+        <w:ind w:firstLine="0"/>
+        <w:rPr>
+          <w:lang w:val="en-US"/>
+        </w:rPr>
+      </w:pPr>
+      <w:r>
+        <w:t>Затем</w:t>
+      </w:r>
+      <w:r>
+        <w:rPr>
           <w:lang w:val="en-US"/>
         </w:rPr>
         <w:t>:</w:t>
@@ -2590,371 +2796,248 @@
         <w:spacing w:line="360" w:lineRule="auto"/>
         <w:ind w:firstLine="0"/>
         <w:rPr>
-          <w:i/>
-          <w:iCs/>
-          <w:u w:val="single"/>
-          <w:lang w:val="en-US"/>
-        </w:rPr>
-      </w:pPr>
-      <w:r>
-        <w:rPr>
-          <w:i/>
-          <w:iCs/>
-          <w:u w:val="single"/>
-          <w:lang w:val="en-US"/>
-        </w:rPr>
-        <w:t>iptables -A INPUT -p tcp --</w:t>
-      </w:r>
-      <w:proofErr w:type="spellStart"/>
-      <w:r>
-        <w:rPr>
-          <w:i/>
-          <w:iCs/>
-          <w:u w:val="single"/>
-          <w:lang w:val="en-US"/>
-        </w:rPr>
-        <w:t>dport</w:t>
-      </w:r>
-      <w:proofErr w:type="spellEnd"/>
-      <w:r>
-        <w:rPr>
-          <w:i/>
-          <w:iCs/>
-          <w:u w:val="single"/>
-          <w:lang w:val="en-US"/>
-        </w:rPr>
-        <w:t xml:space="preserve"> 22 -j ACCEPT</w:t>
-      </w:r>
-    </w:p>
-    <w:p>
-      <w:pPr>
-        <w:spacing w:line="360" w:lineRule="auto"/>
-        <w:ind w:firstLine="0"/>
-        <w:rPr>
-          <w:lang w:val="en-US"/>
-        </w:rPr>
-      </w:pPr>
-      <w:r>
-        <w:rPr>
-          <w:b/>
-          <w:bCs/>
-        </w:rPr>
-        <w:t>Запрет</w:t>
-      </w:r>
-      <w:r>
-        <w:rPr>
-          <w:b/>
-          <w:bCs/>
-          <w:lang w:val="en-US"/>
-        </w:rPr>
-        <w:t>:</w:t>
-      </w:r>
-    </w:p>
-    <w:p>
-      <w:pPr>
-        <w:spacing w:line="360" w:lineRule="auto"/>
-        <w:ind w:firstLine="0"/>
-        <w:rPr>
-          <w:i/>
-          <w:iCs/>
-          <w:u w:val="single"/>
-          <w:lang w:val="en-US"/>
-        </w:rPr>
-      </w:pPr>
-      <w:r>
-        <w:rPr>
-          <w:i/>
-          <w:iCs/>
-          <w:u w:val="single"/>
-          <w:lang w:val="en-US"/>
-        </w:rPr>
-        <w:t>iptables -A INPUT -p tcp --</w:t>
-      </w:r>
-      <w:proofErr w:type="spellStart"/>
-      <w:r>
-        <w:rPr>
-          <w:i/>
-          <w:iCs/>
-          <w:u w:val="single"/>
-          <w:lang w:val="en-US"/>
-        </w:rPr>
-        <w:t>dport</w:t>
-      </w:r>
-      <w:proofErr w:type="spellEnd"/>
-      <w:r>
-        <w:rPr>
-          <w:i/>
-          <w:iCs/>
-          <w:u w:val="single"/>
-          <w:lang w:val="en-US"/>
-        </w:rPr>
-        <w:t xml:space="preserve"> 23 -j DROP</w:t>
-      </w:r>
-    </w:p>
-    <w:p>
-      <w:pPr>
-        <w:spacing w:line="360" w:lineRule="auto"/>
-        <w:ind w:firstLine="0"/>
-      </w:pPr>
-      <w:r>
-        <w:rPr>
-          <w:b/>
-          <w:bCs/>
-        </w:rPr>
-        <w:t>Ключи действий:</w:t>
-      </w:r>
-      <w:r>
-        <w:t> -A (добавить правило), -D (удалить), -j ACCEPT (разрешить), -j DROP (отбросить).</w:t>
-      </w:r>
-    </w:p>
-    <w:p>
-      <w:pPr>
-        <w:spacing w:line="360" w:lineRule="auto"/>
-        <w:ind w:firstLine="0"/>
-        <w:rPr>
-          <w:lang w:val="en-US"/>
-        </w:rPr>
-      </w:pPr>
-      <w:r>
-        <w:rPr>
-          <w:b/>
-          <w:bCs/>
-        </w:rPr>
-        <w:t>Сохранение</w:t>
-      </w:r>
-      <w:r>
-        <w:rPr>
-          <w:b/>
-          <w:bCs/>
+          <w:lang w:val="en-US"/>
+        </w:rPr>
+      </w:pPr>
+    </w:p>
+    <w:p>
+      <w:pPr>
+        <w:spacing w:line="360" w:lineRule="auto"/>
+        <w:ind w:firstLine="0"/>
+        <w:rPr>
+          <w:lang w:val="en-US"/>
+        </w:rPr>
+      </w:pPr>
+      <w:r>
+        <w:rPr>
+          <w:lang w:val="en-US"/>
+        </w:rPr>
+        <w:t>sudo systemctl restart systemd-resolved</w:t>
+      </w:r>
+    </w:p>
+    <w:p>
+      <w:pPr>
+        <w:spacing w:line="360" w:lineRule="auto"/>
+        <w:ind w:firstLine="0"/>
+      </w:pPr>
+      <w:r>
+        <w:t>resolvectl status          # проверить, что DNS применился</w:t>
+      </w:r>
+    </w:p>
+    <w:p>
+      <w:pPr>
+        <w:spacing w:line="360" w:lineRule="auto"/>
+        <w:ind w:firstLine="0"/>
+      </w:pPr>
+      <w:r>
+        <w:rPr>
+          <w:b/>
+          <w:bCs/>
+        </w:rPr>
+        <w:t>Вариант 3 — через NetworkManager</w:t>
+      </w:r>
+      <w:r>
+        <w:t> (если сеть управляется NM):</w:t>
+      </w:r>
+    </w:p>
+    <w:p>
+      <w:pPr>
+        <w:spacing w:line="360" w:lineRule="auto"/>
+        <w:ind w:firstLine="0"/>
+        <w:rPr>
+          <w:lang w:val="en-US"/>
+        </w:rPr>
+      </w:pPr>
+    </w:p>
+    <w:p>
+      <w:pPr>
+        <w:spacing w:line="360" w:lineRule="auto"/>
+        <w:ind w:firstLine="0"/>
+        <w:rPr>
+          <w:lang w:val="en-US"/>
+        </w:rPr>
+      </w:pPr>
+      <w:r>
+        <w:rPr>
+          <w:lang w:val="en-US"/>
+        </w:rPr>
+        <w:t>nmcli connection modify "&lt;</w:t>
+      </w:r>
+      <w:r>
+        <w:t>имя</w:t>
+      </w:r>
+      <w:r>
+        <w:rPr>
+          <w:lang w:val="en-US"/>
+        </w:rPr>
+        <w:t>-</w:t>
+      </w:r>
+      <w:r>
+        <w:t>соединения</w:t>
+      </w:r>
+      <w:r>
+        <w:rPr>
+          <w:lang w:val="en-US"/>
+        </w:rPr>
+        <w:t>&gt;" ipv4.dns "192.168.1.1"</w:t>
+      </w:r>
+    </w:p>
+    <w:p>
+      <w:pPr>
+        <w:spacing w:line="360" w:lineRule="auto"/>
+        <w:ind w:firstLine="0"/>
+        <w:rPr>
+          <w:lang w:val="en-US"/>
+        </w:rPr>
+      </w:pPr>
+      <w:r>
+        <w:rPr>
+          <w:lang w:val="en-US"/>
+        </w:rPr>
+        <w:t>nmcli connection modify "&lt;</w:t>
+      </w:r>
+      <w:r>
+        <w:t>имя</w:t>
+      </w:r>
+      <w:r>
+        <w:rPr>
+          <w:lang w:val="en-US"/>
+        </w:rPr>
+        <w:t>-</w:t>
+      </w:r>
+      <w:r>
+        <w:t>соединения</w:t>
+      </w:r>
+      <w:r>
+        <w:rPr>
+          <w:lang w:val="en-US"/>
+        </w:rPr>
+        <w:t>&gt;" ipv4.ignore-auto-dns yes</w:t>
+      </w:r>
+    </w:p>
+    <w:p>
+      <w:pPr>
+        <w:spacing w:line="360" w:lineRule="auto"/>
+        <w:ind w:firstLine="0"/>
+        <w:rPr>
+          <w:lang w:val="en-US"/>
+        </w:rPr>
+      </w:pPr>
+      <w:r>
+        <w:rPr>
+          <w:lang w:val="en-US"/>
+        </w:rPr>
+        <w:t>nmcli connection up "&lt;</w:t>
+      </w:r>
+      <w:r>
+        <w:t>имя</w:t>
+      </w:r>
+      <w:r>
+        <w:rPr>
+          <w:lang w:val="en-US"/>
+        </w:rPr>
+        <w:t>-</w:t>
+      </w:r>
+      <w:r>
+        <w:t>соединения</w:t>
+      </w:r>
+      <w:r>
+        <w:rPr>
+          <w:lang w:val="en-US"/>
+        </w:rPr>
+        <w:t>&gt;"</w:t>
+      </w:r>
+    </w:p>
+    <w:p>
+      <w:pPr>
+        <w:spacing w:line="360" w:lineRule="auto"/>
+        <w:ind w:firstLine="0"/>
+        <w:rPr>
+          <w:b/>
+          <w:bCs/>
+        </w:rPr>
+      </w:pPr>
+      <w:r>
+        <w:rPr>
+          <w:b/>
+          <w:bCs/>
+        </w:rPr>
+        <w:t>c) Проверка, что клиент использует ваш сервер</w:t>
+      </w:r>
+    </w:p>
+    <w:p>
+      <w:pPr>
+        <w:spacing w:line="360" w:lineRule="auto"/>
+        <w:ind w:firstLine="0"/>
+        <w:rPr>
+          <w:lang w:val="en-US"/>
+        </w:rPr>
+      </w:pPr>
+    </w:p>
+    <w:p>
+      <w:pPr>
+        <w:spacing w:line="360" w:lineRule="auto"/>
+        <w:ind w:firstLine="0"/>
+        <w:rPr>
+          <w:lang w:val="en-US"/>
+        </w:rPr>
+      </w:pPr>
+      <w:r>
+        <w:rPr>
+          <w:lang w:val="en-US"/>
+        </w:rPr>
+        <w:t xml:space="preserve">resolvectl status          # </w:t>
+      </w:r>
+      <w:r>
+        <w:t>должен</w:t>
+      </w:r>
+      <w:r>
+        <w:rPr>
           <w:lang w:val="en-US"/>
         </w:rPr>
         <w:t xml:space="preserve"> </w:t>
       </w:r>
       <w:r>
-        <w:rPr>
-          <w:b/>
-          <w:bCs/>
-        </w:rPr>
-        <w:t>правил</w:t>
-      </w:r>
-      <w:r>
-        <w:rPr>
-          <w:b/>
-          <w:bCs/>
-          <w:lang w:val="en-US"/>
-        </w:rPr>
-        <w:t>:</w:t>
-      </w:r>
-    </w:p>
-    <w:p>
-      <w:pPr>
-        <w:spacing w:line="360" w:lineRule="auto"/>
-        <w:ind w:firstLine="0"/>
-        <w:rPr>
-          <w:i/>
-          <w:iCs/>
-          <w:u w:val="single"/>
-          <w:lang w:val="en-US"/>
-        </w:rPr>
-      </w:pPr>
-      <w:r>
-        <w:rPr>
-          <w:i/>
-          <w:iCs/>
-          <w:u w:val="single"/>
-          <w:lang w:val="en-US"/>
-        </w:rPr>
-        <w:t>iptables-save &gt; /</w:t>
-      </w:r>
-      <w:proofErr w:type="spellStart"/>
-      <w:r>
-        <w:rPr>
-          <w:i/>
-          <w:iCs/>
-          <w:u w:val="single"/>
-          <w:lang w:val="en-US"/>
-        </w:rPr>
-        <w:t>etc</w:t>
-      </w:r>
-      <w:proofErr w:type="spellEnd"/>
-      <w:r>
-        <w:rPr>
-          <w:i/>
-          <w:iCs/>
-          <w:u w:val="single"/>
-          <w:lang w:val="en-US"/>
-        </w:rPr>
-        <w:t>/iptables/</w:t>
-      </w:r>
-      <w:proofErr w:type="gramStart"/>
-      <w:r>
-        <w:rPr>
-          <w:i/>
-          <w:iCs/>
-          <w:u w:val="single"/>
-          <w:lang w:val="en-US"/>
-        </w:rPr>
-        <w:t>rules.v</w:t>
-      </w:r>
-      <w:proofErr w:type="gramEnd"/>
-      <w:r>
-        <w:rPr>
-          <w:i/>
-          <w:iCs/>
-          <w:u w:val="single"/>
-          <w:lang w:val="en-US"/>
-        </w:rPr>
-        <w:t>4</w:t>
-      </w:r>
-    </w:p>
-    <w:p>
-      <w:pPr>
-        <w:spacing w:line="360" w:lineRule="auto"/>
-        <w:ind w:firstLine="0"/>
-        <w:rPr>
-          <w:b/>
-          <w:bCs/>
-        </w:rPr>
-      </w:pPr>
-      <w:r>
-        <w:rPr>
-          <w:b/>
-          <w:bCs/>
-        </w:rPr>
-        <w:t>7. Перечислите основные команды для работы с МЭ в ОС Astra Linux SE Smolensk</w:t>
-      </w:r>
-    </w:p>
-    <w:p>
-      <w:pPr>
-        <w:spacing w:line="360" w:lineRule="auto"/>
-        <w:ind w:firstLine="0"/>
-      </w:pPr>
-      <w:r>
-        <w:t>Основные команды ufw:</w:t>
-      </w:r>
-    </w:p>
-    <w:p>
-      <w:pPr>
-        <w:spacing w:line="360" w:lineRule="auto"/>
-        <w:ind w:firstLine="0"/>
-      </w:pPr>
-      <w:r>
-        <w:t xml:space="preserve">ufw enable           # включить </w:t>
-      </w:r>
-      <w:proofErr w:type="spellStart"/>
-      <w:r>
-        <w:t>firewall</w:t>
-      </w:r>
-      <w:proofErr w:type="spellEnd"/>
-    </w:p>
-    <w:p>
-      <w:pPr>
-        <w:spacing w:line="360" w:lineRule="auto"/>
-        <w:ind w:firstLine="0"/>
-      </w:pPr>
-      <w:r>
-        <w:t xml:space="preserve">ufw </w:t>
-      </w:r>
-      <w:proofErr w:type="spellStart"/>
-      <w:r>
-        <w:t>disable</w:t>
-      </w:r>
-      <w:proofErr w:type="spellEnd"/>
-      <w:r>
-        <w:t xml:space="preserve">          # отключить</w:t>
-      </w:r>
-    </w:p>
-    <w:p>
-      <w:pPr>
-        <w:spacing w:line="360" w:lineRule="auto"/>
-        <w:ind w:firstLine="0"/>
-      </w:pPr>
-      <w:r>
-        <w:t xml:space="preserve">ufw </w:t>
-      </w:r>
-      <w:proofErr w:type="spellStart"/>
-      <w:r>
-        <w:t>status</w:t>
-      </w:r>
-      <w:proofErr w:type="spellEnd"/>
-      <w:r>
-        <w:t xml:space="preserve">           # состояние</w:t>
-      </w:r>
-    </w:p>
-    <w:p>
-      <w:pPr>
-        <w:spacing w:line="360" w:lineRule="auto"/>
-        <w:ind w:firstLine="0"/>
-      </w:pPr>
-      <w:r>
-        <w:t xml:space="preserve">ufw </w:t>
-      </w:r>
-      <w:proofErr w:type="spellStart"/>
-      <w:r>
-        <w:t>status</w:t>
-      </w:r>
-      <w:proofErr w:type="spellEnd"/>
-      <w:r>
-        <w:t xml:space="preserve"> </w:t>
-      </w:r>
-      <w:proofErr w:type="spellStart"/>
-      <w:r>
-        <w:t>verbose</w:t>
-      </w:r>
-      <w:proofErr w:type="spellEnd"/>
-      <w:r>
-        <w:t xml:space="preserve">   # состояние подробно</w:t>
-      </w:r>
-    </w:p>
-    <w:p>
-      <w:pPr>
-        <w:spacing w:line="360" w:lineRule="auto"/>
-        <w:ind w:firstLine="0"/>
-      </w:pPr>
-      <w:r>
-        <w:t xml:space="preserve">ufw </w:t>
-      </w:r>
-      <w:proofErr w:type="spellStart"/>
-      <w:r>
-        <w:t>allow</w:t>
-      </w:r>
-      <w:proofErr w:type="spellEnd"/>
-      <w:r>
-        <w:t xml:space="preserve"> 22/tcp     # разрешить порт</w:t>
-      </w:r>
-    </w:p>
-    <w:p>
-      <w:pPr>
-        <w:spacing w:line="360" w:lineRule="auto"/>
-        <w:ind w:firstLine="0"/>
-      </w:pPr>
-      <w:r>
-        <w:t xml:space="preserve">ufw </w:t>
-      </w:r>
-      <w:proofErr w:type="spellStart"/>
-      <w:r>
-        <w:t>deny</w:t>
-      </w:r>
-      <w:proofErr w:type="spellEnd"/>
-      <w:r>
-        <w:t xml:space="preserve"> 23/tcp      # запретить порт</w:t>
-      </w:r>
-    </w:p>
-    <w:p>
-      <w:pPr>
-        <w:spacing w:line="360" w:lineRule="auto"/>
-        <w:ind w:firstLine="0"/>
-      </w:pPr>
-      <w:r>
-        <w:t xml:space="preserve">ufw </w:t>
-      </w:r>
-      <w:proofErr w:type="spellStart"/>
-      <w:r>
-        <w:t>reset</w:t>
-      </w:r>
-      <w:proofErr w:type="spellEnd"/>
-      <w:r>
-        <w:t xml:space="preserve">            # сбросить правила</w:t>
+        <w:t>показать</w:t>
+      </w:r>
+      <w:r>
+        <w:rPr>
+          <w:lang w:val="en-US"/>
+        </w:rPr>
+        <w:t xml:space="preserve"> DNS: 192.168.1.1</w:t>
+      </w:r>
+    </w:p>
+    <w:p>
+      <w:pPr>
+        <w:spacing w:line="360" w:lineRule="auto"/>
+        <w:ind w:firstLine="0"/>
+        <w:rPr>
+          <w:lang w:val="en-US"/>
+        </w:rPr>
+      </w:pPr>
+      <w:r>
+        <w:rPr>
+          <w:lang w:val="en-US"/>
+        </w:rPr>
+        <w:t xml:space="preserve">cat /etc/resolv.conf       # </w:t>
+      </w:r>
+      <w:r>
+        <w:t>строка</w:t>
+      </w:r>
+      <w:r>
+        <w:rPr>
+          <w:lang w:val="en-US"/>
+        </w:rPr>
+        <w:t xml:space="preserve"> nameserver 192.168.1.1</w:t>
+      </w:r>
+    </w:p>
+    <w:p>
+      <w:pPr>
+        <w:spacing w:line="360" w:lineRule="auto"/>
+        <w:ind w:firstLine="0"/>
+      </w:pPr>
+      <w:r>
+        <w:t>dig example.local          # без @ — должен ответить ваш сервер</w:t>
       </w:r>
     </w:p>
     <w:p>
@@ -2970,283 +3053,7 @@
         <w:t>Важно:</w:t>
       </w:r>
       <w:r>
-        <w:t> в Astra Linux ufw установлен по умолчанию, но </w:t>
-      </w:r>
-      <w:r>
-        <w:rPr>
-          <w:b/>
-          <w:bCs/>
-        </w:rPr>
-        <w:t>не активен</w:t>
-      </w:r>
-      <w:r>
-        <w:t> — его нужно включить командой ufw enable.</w:t>
-      </w:r>
-    </w:p>
-    <w:p>
-      <w:pPr>
-        <w:spacing w:line="360" w:lineRule="auto"/>
-        <w:ind w:firstLine="0"/>
-        <w:rPr>
-          <w:b/>
-          <w:bCs/>
-        </w:rPr>
-      </w:pPr>
-      <w:r>
-        <w:rPr>
-          <w:b/>
-          <w:bCs/>
-        </w:rPr>
-        <w:t>8. В чём отличие между gufw и ufw?</w:t>
-      </w:r>
-    </w:p>
-    <w:p>
-      <w:pPr>
-        <w:numPr>
-          <w:ilvl w:val="0"/>
-          <w:numId w:val="13"/>
-        </w:numPr>
-        <w:spacing w:line="360" w:lineRule="auto"/>
-      </w:pPr>
-      <w:r>
-        <w:rPr>
-          <w:b/>
-          <w:bCs/>
-        </w:rPr>
-        <w:t>ufw</w:t>
-      </w:r>
-      <w:r>
-        <w:t> — это консольная утилита (CLI), интерфейс командной строки для управления iptables </w:t>
-      </w:r>
-    </w:p>
-    <w:p>
-      <w:pPr>
-        <w:numPr>
-          <w:ilvl w:val="0"/>
-          <w:numId w:val="13"/>
-        </w:numPr>
-        <w:spacing w:line="360" w:lineRule="auto"/>
-      </w:pPr>
-      <w:r>
-        <w:rPr>
-          <w:b/>
-          <w:bCs/>
-        </w:rPr>
-        <w:t>gufw</w:t>
-      </w:r>
-      <w:r>
-        <w:t> — это графический интерфейс (GUI) для ufw</w:t>
-      </w:r>
-    </w:p>
-    <w:p>
-      <w:pPr>
-        <w:spacing w:line="360" w:lineRule="auto"/>
-        <w:ind w:firstLine="0"/>
-      </w:pPr>
-      <w:r>
-        <w:lastRenderedPageBreak/>
-        <w:t>Обе утилиты управляют одними и теми же правилами, просто gufw удобнее для визуальной настройки.</w:t>
-      </w:r>
-    </w:p>
-    <w:p>
-      <w:pPr>
-        <w:spacing w:line="360" w:lineRule="auto"/>
-        <w:ind w:firstLine="0"/>
-        <w:rPr>
-          <w:b/>
-          <w:bCs/>
-        </w:rPr>
-      </w:pPr>
-      <w:r>
-        <w:rPr>
-          <w:b/>
-          <w:bCs/>
-        </w:rPr>
-        <w:t>9. Для каких профилей в gufw можно настроить МЭ?</w:t>
-      </w:r>
-    </w:p>
-    <w:p>
-      <w:pPr>
-        <w:spacing w:line="360" w:lineRule="auto"/>
-        <w:ind w:firstLine="0"/>
-      </w:pPr>
-      <w:r>
-        <w:t>Gufw предоставляет три встроенных профиля:</w:t>
-      </w:r>
-    </w:p>
-    <w:p>
-      <w:pPr>
-        <w:numPr>
-          <w:ilvl w:val="0"/>
-          <w:numId w:val="14"/>
-        </w:numPr>
-        <w:spacing w:line="360" w:lineRule="auto"/>
-      </w:pPr>
-      <w:r>
-        <w:t>для доверенных домашних сетей</w:t>
-      </w:r>
-    </w:p>
-    <w:p>
-      <w:pPr>
-        <w:numPr>
-          <w:ilvl w:val="0"/>
-          <w:numId w:val="14"/>
-        </w:numPr>
-        <w:spacing w:line="360" w:lineRule="auto"/>
-      </w:pPr>
-      <w:r>
-        <w:t>для корпоративных или полу-доверенных сетей</w:t>
-      </w:r>
-    </w:p>
-    <w:p>
-      <w:pPr>
-        <w:numPr>
-          <w:ilvl w:val="0"/>
-          <w:numId w:val="14"/>
-        </w:numPr>
-        <w:spacing w:line="360" w:lineRule="auto"/>
-      </w:pPr>
-      <w:r>
-        <w:t>самый строгий, для недоверенных публичных сетей</w:t>
-      </w:r>
-    </w:p>
-    <w:p>
-      <w:pPr>
-        <w:spacing w:line="360" w:lineRule="auto"/>
-        <w:ind w:firstLine="0"/>
-      </w:pPr>
-      <w:r>
-        <w:t>Каждый профиль хранит собственный независимый набор правил.</w:t>
-      </w:r>
-    </w:p>
-    <w:p>
-      <w:pPr>
-        <w:spacing w:line="360" w:lineRule="auto"/>
-        <w:ind w:firstLine="0"/>
-        <w:rPr>
-          <w:b/>
-          <w:bCs/>
-        </w:rPr>
-      </w:pPr>
-      <w:r>
-        <w:rPr>
-          <w:b/>
-          <w:bCs/>
-        </w:rPr>
-        <w:t>10. В чём отличие Astra Linux SE Smolensk от других версий?</w:t>
-      </w:r>
-    </w:p>
-    <w:p>
-      <w:pPr>
-        <w:spacing w:line="360" w:lineRule="auto"/>
-        <w:ind w:firstLine="0"/>
-      </w:pPr>
-      <w:r>
-        <w:rPr>
-          <w:b/>
-          <w:bCs/>
-        </w:rPr>
-        <w:t>Смоленск</w:t>
-      </w:r>
-      <w:r>
-        <w:t> — это базовый релиз для архитектуры </w:t>
-      </w:r>
-      <w:r>
-        <w:rPr>
-          <w:b/>
-          <w:bCs/>
-        </w:rPr>
-        <w:t>x86-64</w:t>
-      </w:r>
-      <w:r>
-        <w:t>. Ключевые отличия:</w:t>
-      </w:r>
-    </w:p>
-    <w:p>
-      <w:pPr>
-        <w:numPr>
-          <w:ilvl w:val="0"/>
-          <w:numId w:val="15"/>
-        </w:numPr>
-        <w:spacing w:line="360" w:lineRule="auto"/>
-      </w:pPr>
-      <w:r>
-        <w:t>Предназначен для </w:t>
-      </w:r>
-      <w:r>
-        <w:rPr>
-          <w:b/>
-          <w:bCs/>
-        </w:rPr>
-        <w:t>x86-64</w:t>
-      </w:r>
-      <w:r>
-        <w:t> (в отличие от Ленинграда для Эльбруса, Мурманска для IBM Z и т.д.) </w:t>
-      </w:r>
-    </w:p>
-    <w:p>
-      <w:pPr>
-        <w:numPr>
-          <w:ilvl w:val="0"/>
-          <w:numId w:val="15"/>
-        </w:numPr>
-        <w:spacing w:line="360" w:lineRule="auto"/>
-      </w:pPr>
-      <w:r>
-        <w:t>Имеет </w:t>
-      </w:r>
-      <w:r>
-        <w:rPr>
-          <w:b/>
-          <w:bCs/>
-        </w:rPr>
-        <w:t>сертификаты МО РФ и ФСТЭК</w:t>
-      </w:r>
-      <w:r>
-        <w:t> </w:t>
-      </w:r>
-    </w:p>
-    <w:p>
-      <w:pPr>
-        <w:numPr>
-          <w:ilvl w:val="0"/>
-          <w:numId w:val="15"/>
-        </w:numPr>
-        <w:spacing w:line="360" w:lineRule="auto"/>
-      </w:pPr>
-      <w:r>
-        <w:t>Поддерживает максимальный уровень защищённости, включая работу с </w:t>
-      </w:r>
-      <w:r>
-        <w:rPr>
-          <w:b/>
-          <w:bCs/>
-        </w:rPr>
-        <w:t>государственной тайной</w:t>
-      </w:r>
-      <w:r>
-        <w:t> </w:t>
-      </w:r>
-    </w:p>
-    <w:p>
-      <w:pPr>
-        <w:numPr>
-          <w:ilvl w:val="0"/>
-          <w:numId w:val="15"/>
-        </w:numPr>
-        <w:spacing w:line="360" w:lineRule="auto"/>
-      </w:pPr>
-      <w:r>
-        <w:t>Наиболее распространённая версия Astra Linux SE </w:t>
-      </w:r>
-    </w:p>
-    <w:p>
-      <w:pPr>
-        <w:spacing w:line="360" w:lineRule="auto"/>
-        <w:ind w:firstLine="0"/>
-      </w:pPr>
-      <w:r>
-        <w:t>Остальные релизы («Ленинград», «Мурманск», «Новороссийск», «Севастополь») созданы для других аппаратных архитектур, но функционально близки.</w:t>
+        <w:t> для клиента Windows, который тоже встречается в лабе, настройка выполняется в «Параметры сети → Свойства адаптера → IPv4 → Использовать следующие адреса DNS-серверов», где указывается IP вашей Astra Linux ВМ.</w:t>
       </w:r>
     </w:p>
     <w:p>
@@ -3256,10 +3063,10 @@
       </w:pPr>
     </w:p>
     <w:sectPr>
-      <w:headerReference w:type="default" r:id="rId17"/>
-      <w:footerReference w:type="default" r:id="rId18"/>
-      <w:headerReference w:type="first" r:id="rId19"/>
-      <w:footerReference w:type="first" r:id="rId20"/>
+      <w:headerReference w:type="default" r:id="rId16"/>
+      <w:footerReference w:type="default" r:id="rId17"/>
+      <w:headerReference w:type="first" r:id="rId18"/>
+      <w:footerReference w:type="first" r:id="rId19"/>
       <w:pgSz w:w="11906" w:h="16838"/>
       <w:pgMar w:top="1134" w:right="851" w:bottom="1134" w:left="851" w:header="709" w:footer="709" w:gutter="0"/>
       <w:cols w:space="708"/>
@@ -4371,6 +4178,155 @@
     </w:lvl>
   </w:abstractNum>
   <w:abstractNum w:abstractNumId="8" w15:restartNumberingAfterBreak="0">
+    <w:nsid w:val="32C572E3"/>
+    <w:multiLevelType w:val="multilevel"/>
+    <w:tmpl w:val="8A544FEC"/>
+    <w:lvl w:ilvl="0">
+      <w:start w:val="1"/>
+      <w:numFmt w:val="bullet"/>
+      <w:lvlText w:val=""/>
+      <w:lvlJc w:val="left"/>
+      <w:pPr>
+        <w:tabs>
+          <w:tab w:val="num" w:pos="720"/>
+        </w:tabs>
+        <w:ind w:left="720" w:hanging="360"/>
+      </w:pPr>
+      <w:rPr>
+        <w:rFonts w:ascii="Symbol" w:hAnsi="Symbol" w:hint="default"/>
+        <w:sz w:val="20"/>
+      </w:rPr>
+    </w:lvl>
+    <w:lvl w:ilvl="1" w:tentative="1">
+      <w:start w:val="1"/>
+      <w:numFmt w:val="bullet"/>
+      <w:lvlText w:val="o"/>
+      <w:lvlJc w:val="left"/>
+      <w:pPr>
+        <w:tabs>
+          <w:tab w:val="num" w:pos="1440"/>
+        </w:tabs>
+        <w:ind w:left="1440" w:hanging="360"/>
+      </w:pPr>
+      <w:rPr>
+        <w:rFonts w:ascii="Courier New" w:hAnsi="Courier New" w:hint="default"/>
+        <w:sz w:val="20"/>
+      </w:rPr>
+    </w:lvl>
+    <w:lvl w:ilvl="2" w:tentative="1">
+      <w:start w:val="1"/>
+      <w:numFmt w:val="bullet"/>
+      <w:lvlText w:val=""/>
+      <w:lvlJc w:val="left"/>
+      <w:pPr>
+        <w:tabs>
+          <w:tab w:val="num" w:pos="2160"/>
+        </w:tabs>
+        <w:ind w:left="2160" w:hanging="360"/>
+      </w:pPr>
+      <w:rPr>
+        <w:rFonts w:ascii="Wingdings" w:hAnsi="Wingdings" w:hint="default"/>
+        <w:sz w:val="20"/>
+      </w:rPr>
+    </w:lvl>
+    <w:lvl w:ilvl="3" w:tentative="1">
+      <w:start w:val="1"/>
+      <w:numFmt w:val="bullet"/>
+      <w:lvlText w:val=""/>
+      <w:lvlJc w:val="left"/>
+      <w:pPr>
+        <w:tabs>
+          <w:tab w:val="num" w:pos="2880"/>
+        </w:tabs>
+        <w:ind w:left="2880" w:hanging="360"/>
+      </w:pPr>
+      <w:rPr>
+        <w:rFonts w:ascii="Wingdings" w:hAnsi="Wingdings" w:hint="default"/>
+        <w:sz w:val="20"/>
+      </w:rPr>
+    </w:lvl>
+    <w:lvl w:ilvl="4" w:tentative="1">
+      <w:start w:val="1"/>
+      <w:numFmt w:val="bullet"/>
+      <w:lvlText w:val=""/>
+      <w:lvlJc w:val="left"/>
+      <w:pPr>
+        <w:tabs>
+          <w:tab w:val="num" w:pos="3600"/>
+        </w:tabs>
+        <w:ind w:left="3600" w:hanging="360"/>
+      </w:pPr>
+      <w:rPr>
+        <w:rFonts w:ascii="Wingdings" w:hAnsi="Wingdings" w:hint="default"/>
+        <w:sz w:val="20"/>
+      </w:rPr>
+    </w:lvl>
+    <w:lvl w:ilvl="5" w:tentative="1">
+      <w:start w:val="1"/>
+      <w:numFmt w:val="bullet"/>
+      <w:lvlText w:val=""/>
+      <w:lvlJc w:val="left"/>
+      <w:pPr>
+        <w:tabs>
+          <w:tab w:val="num" w:pos="4320"/>
+        </w:tabs>
+        <w:ind w:left="4320" w:hanging="360"/>
+      </w:pPr>
+      <w:rPr>
+        <w:rFonts w:ascii="Wingdings" w:hAnsi="Wingdings" w:hint="default"/>
+        <w:sz w:val="20"/>
+      </w:rPr>
+    </w:lvl>
+    <w:lvl w:ilvl="6" w:tentative="1">
+      <w:start w:val="1"/>
+      <w:numFmt w:val="bullet"/>
+      <w:lvlText w:val=""/>
+      <w:lvlJc w:val="left"/>
+      <w:pPr>
+        <w:tabs>
+          <w:tab w:val="num" w:pos="5040"/>
+        </w:tabs>
+        <w:ind w:left="5040" w:hanging="360"/>
+      </w:pPr>
+      <w:rPr>
+        <w:rFonts w:ascii="Wingdings" w:hAnsi="Wingdings" w:hint="default"/>
+        <w:sz w:val="20"/>
+      </w:rPr>
+    </w:lvl>
+    <w:lvl w:ilvl="7" w:tentative="1">
+      <w:start w:val="1"/>
+      <w:numFmt w:val="bullet"/>
+      <w:lvlText w:val=""/>
+      <w:lvlJc w:val="left"/>
+      <w:pPr>
+        <w:tabs>
+          <w:tab w:val="num" w:pos="5760"/>
+        </w:tabs>
+        <w:ind w:left="5760" w:hanging="360"/>
+      </w:pPr>
+      <w:rPr>
+        <w:rFonts w:ascii="Wingdings" w:hAnsi="Wingdings" w:hint="default"/>
+        <w:sz w:val="20"/>
+      </w:rPr>
+    </w:lvl>
+    <w:lvl w:ilvl="8" w:tentative="1">
+      <w:start w:val="1"/>
+      <w:numFmt w:val="bullet"/>
+      <w:lvlText w:val=""/>
+      <w:lvlJc w:val="left"/>
+      <w:pPr>
+        <w:tabs>
+          <w:tab w:val="num" w:pos="6480"/>
+        </w:tabs>
+        <w:ind w:left="6480" w:hanging="360"/>
+      </w:pPr>
+      <w:rPr>
+        <w:rFonts w:ascii="Wingdings" w:hAnsi="Wingdings" w:hint="default"/>
+        <w:sz w:val="20"/>
+      </w:rPr>
+    </w:lvl>
+  </w:abstractNum>
+  <w:abstractNum w:abstractNumId="9" w15:restartNumberingAfterBreak="0">
     <w:nsid w:val="33701817"/>
     <w:multiLevelType w:val="hybridMultilevel"/>
     <w:tmpl w:val="5622CD02"/>
@@ -4459,7 +4415,7 @@
       </w:pPr>
     </w:lvl>
   </w:abstractNum>
-  <w:abstractNum w:abstractNumId="9" w15:restartNumberingAfterBreak="0">
+  <w:abstractNum w:abstractNumId="10" w15:restartNumberingAfterBreak="0">
     <w:nsid w:val="3AE64363"/>
     <w:multiLevelType w:val="hybridMultilevel"/>
     <w:tmpl w:val="8C90D64A"/>
@@ -4573,7 +4529,7 @@
       </w:rPr>
     </w:lvl>
   </w:abstractNum>
-  <w:abstractNum w:abstractNumId="10" w15:restartNumberingAfterBreak="0">
+  <w:abstractNum w:abstractNumId="11" w15:restartNumberingAfterBreak="0">
     <w:nsid w:val="3B4D2B99"/>
     <w:multiLevelType w:val="multilevel"/>
     <w:tmpl w:val="A4B2D19C"/>
@@ -4722,7 +4678,156 @@
       </w:rPr>
     </w:lvl>
   </w:abstractNum>
-  <w:abstractNum w:abstractNumId="11" w15:restartNumberingAfterBreak="0">
+  <w:abstractNum w:abstractNumId="12" w15:restartNumberingAfterBreak="0">
+    <w:nsid w:val="46392BC9"/>
+    <w:multiLevelType w:val="multilevel"/>
+    <w:tmpl w:val="03567862"/>
+    <w:lvl w:ilvl="0">
+      <w:start w:val="1"/>
+      <w:numFmt w:val="bullet"/>
+      <w:lvlText w:val=""/>
+      <w:lvlJc w:val="left"/>
+      <w:pPr>
+        <w:tabs>
+          <w:tab w:val="num" w:pos="720"/>
+        </w:tabs>
+        <w:ind w:left="720" w:hanging="360"/>
+      </w:pPr>
+      <w:rPr>
+        <w:rFonts w:ascii="Symbol" w:hAnsi="Symbol" w:hint="default"/>
+        <w:sz w:val="20"/>
+      </w:rPr>
+    </w:lvl>
+    <w:lvl w:ilvl="1" w:tentative="1">
+      <w:start w:val="1"/>
+      <w:numFmt w:val="bullet"/>
+      <w:lvlText w:val="o"/>
+      <w:lvlJc w:val="left"/>
+      <w:pPr>
+        <w:tabs>
+          <w:tab w:val="num" w:pos="1440"/>
+        </w:tabs>
+        <w:ind w:left="1440" w:hanging="360"/>
+      </w:pPr>
+      <w:rPr>
+        <w:rFonts w:ascii="Courier New" w:hAnsi="Courier New" w:hint="default"/>
+        <w:sz w:val="20"/>
+      </w:rPr>
+    </w:lvl>
+    <w:lvl w:ilvl="2" w:tentative="1">
+      <w:start w:val="1"/>
+      <w:numFmt w:val="bullet"/>
+      <w:lvlText w:val=""/>
+      <w:lvlJc w:val="left"/>
+      <w:pPr>
+        <w:tabs>
+          <w:tab w:val="num" w:pos="2160"/>
+        </w:tabs>
+        <w:ind w:left="2160" w:hanging="360"/>
+      </w:pPr>
+      <w:rPr>
+        <w:rFonts w:ascii="Wingdings" w:hAnsi="Wingdings" w:hint="default"/>
+        <w:sz w:val="20"/>
+      </w:rPr>
+    </w:lvl>
+    <w:lvl w:ilvl="3" w:tentative="1">
+      <w:start w:val="1"/>
+      <w:numFmt w:val="bullet"/>
+      <w:lvlText w:val=""/>
+      <w:lvlJc w:val="left"/>
+      <w:pPr>
+        <w:tabs>
+          <w:tab w:val="num" w:pos="2880"/>
+        </w:tabs>
+        <w:ind w:left="2880" w:hanging="360"/>
+      </w:pPr>
+      <w:rPr>
+        <w:rFonts w:ascii="Wingdings" w:hAnsi="Wingdings" w:hint="default"/>
+        <w:sz w:val="20"/>
+      </w:rPr>
+    </w:lvl>
+    <w:lvl w:ilvl="4" w:tentative="1">
+      <w:start w:val="1"/>
+      <w:numFmt w:val="bullet"/>
+      <w:lvlText w:val=""/>
+      <w:lvlJc w:val="left"/>
+      <w:pPr>
+        <w:tabs>
+          <w:tab w:val="num" w:pos="3600"/>
+        </w:tabs>
+        <w:ind w:left="3600" w:hanging="360"/>
+      </w:pPr>
+      <w:rPr>
+        <w:rFonts w:ascii="Wingdings" w:hAnsi="Wingdings" w:hint="default"/>
+        <w:sz w:val="20"/>
+      </w:rPr>
+    </w:lvl>
+    <w:lvl w:ilvl="5" w:tentative="1">
+      <w:start w:val="1"/>
+      <w:numFmt w:val="bullet"/>
+      <w:lvlText w:val=""/>
+      <w:lvlJc w:val="left"/>
+      <w:pPr>
+        <w:tabs>
+          <w:tab w:val="num" w:pos="4320"/>
+        </w:tabs>
+        <w:ind w:left="4320" w:hanging="360"/>
+      </w:pPr>
+      <w:rPr>
+        <w:rFonts w:ascii="Wingdings" w:hAnsi="Wingdings" w:hint="default"/>
+        <w:sz w:val="20"/>
+      </w:rPr>
+    </w:lvl>
+    <w:lvl w:ilvl="6" w:tentative="1">
+      <w:start w:val="1"/>
+      <w:numFmt w:val="bullet"/>
+      <w:lvlText w:val=""/>
+      <w:lvlJc w:val="left"/>
+      <w:pPr>
+        <w:tabs>
+          <w:tab w:val="num" w:pos="5040"/>
+        </w:tabs>
+        <w:ind w:left="5040" w:hanging="360"/>
+      </w:pPr>
+      <w:rPr>
+        <w:rFonts w:ascii="Wingdings" w:hAnsi="Wingdings" w:hint="default"/>
+        <w:sz w:val="20"/>
+      </w:rPr>
+    </w:lvl>
+    <w:lvl w:ilvl="7" w:tentative="1">
+      <w:start w:val="1"/>
+      <w:numFmt w:val="bullet"/>
+      <w:lvlText w:val=""/>
+      <w:lvlJc w:val="left"/>
+      <w:pPr>
+        <w:tabs>
+          <w:tab w:val="num" w:pos="5760"/>
+        </w:tabs>
+        <w:ind w:left="5760" w:hanging="360"/>
+      </w:pPr>
+      <w:rPr>
+        <w:rFonts w:ascii="Wingdings" w:hAnsi="Wingdings" w:hint="default"/>
+        <w:sz w:val="20"/>
+      </w:rPr>
+    </w:lvl>
+    <w:lvl w:ilvl="8" w:tentative="1">
+      <w:start w:val="1"/>
+      <w:numFmt w:val="bullet"/>
+      <w:lvlText w:val=""/>
+      <w:lvlJc w:val="left"/>
+      <w:pPr>
+        <w:tabs>
+          <w:tab w:val="num" w:pos="6480"/>
+        </w:tabs>
+        <w:ind w:left="6480" w:hanging="360"/>
+      </w:pPr>
+      <w:rPr>
+        <w:rFonts w:ascii="Wingdings" w:hAnsi="Wingdings" w:hint="default"/>
+        <w:sz w:val="20"/>
+      </w:rPr>
+    </w:lvl>
+  </w:abstractNum>
+  <w:abstractNum w:abstractNumId="13" w15:restartNumberingAfterBreak="0">
     <w:nsid w:val="57EB081D"/>
     <w:multiLevelType w:val="hybridMultilevel"/>
     <w:tmpl w:val="5104651C"/>
@@ -4835,7 +4940,7 @@
       </w:rPr>
     </w:lvl>
   </w:abstractNum>
-  <w:abstractNum w:abstractNumId="12" w15:restartNumberingAfterBreak="0">
+  <w:abstractNum w:abstractNumId="14" w15:restartNumberingAfterBreak="0">
     <w:nsid w:val="5987592A"/>
     <w:multiLevelType w:val="hybridMultilevel"/>
     <w:tmpl w:val="E2B84614"/>
@@ -4921,7 +5026,120 @@
       </w:pPr>
     </w:lvl>
   </w:abstractNum>
-  <w:abstractNum w:abstractNumId="13" w15:restartNumberingAfterBreak="0">
+  <w:abstractNum w:abstractNumId="15" w15:restartNumberingAfterBreak="0">
+    <w:nsid w:val="670D200C"/>
+    <w:multiLevelType w:val="multilevel"/>
+    <w:tmpl w:val="39C6A96A"/>
+    <w:lvl w:ilvl="0">
+      <w:start w:val="1"/>
+      <w:numFmt w:val="decimal"/>
+      <w:lvlText w:val="%1."/>
+      <w:lvlJc w:val="left"/>
+      <w:pPr>
+        <w:tabs>
+          <w:tab w:val="num" w:pos="720"/>
+        </w:tabs>
+        <w:ind w:left="720" w:hanging="360"/>
+      </w:pPr>
+    </w:lvl>
+    <w:lvl w:ilvl="1" w:tentative="1">
+      <w:start w:val="1"/>
+      <w:numFmt w:val="decimal"/>
+      <w:lvlText w:val="%2."/>
+      <w:lvlJc w:val="left"/>
+      <w:pPr>
+        <w:tabs>
+          <w:tab w:val="num" w:pos="1440"/>
+        </w:tabs>
+        <w:ind w:left="1440" w:hanging="360"/>
+      </w:pPr>
+    </w:lvl>
+    <w:lvl w:ilvl="2" w:tentative="1">
+      <w:start w:val="1"/>
+      <w:numFmt w:val="decimal"/>
+      <w:lvlText w:val="%3."/>
+      <w:lvlJc w:val="left"/>
+      <w:pPr>
+        <w:tabs>
+          <w:tab w:val="num" w:pos="2160"/>
+        </w:tabs>
+        <w:ind w:left="2160" w:hanging="360"/>
+      </w:pPr>
+    </w:lvl>
+    <w:lvl w:ilvl="3" w:tentative="1">
+      <w:start w:val="1"/>
+      <w:numFmt w:val="decimal"/>
+      <w:lvlText w:val="%4."/>
+      <w:lvlJc w:val="left"/>
+      <w:pPr>
+        <w:tabs>
+          <w:tab w:val="num" w:pos="2880"/>
+        </w:tabs>
+        <w:ind w:left="2880" w:hanging="360"/>
+      </w:pPr>
+    </w:lvl>
+    <w:lvl w:ilvl="4" w:tentative="1">
+      <w:start w:val="1"/>
+      <w:numFmt w:val="decimal"/>
+      <w:lvlText w:val="%5."/>
+      <w:lvlJc w:val="left"/>
+      <w:pPr>
+        <w:tabs>
+          <w:tab w:val="num" w:pos="3600"/>
+        </w:tabs>
+        <w:ind w:left="3600" w:hanging="360"/>
+      </w:pPr>
+    </w:lvl>
+    <w:lvl w:ilvl="5" w:tentative="1">
+      <w:start w:val="1"/>
+      <w:numFmt w:val="decimal"/>
+      <w:lvlText w:val="%6."/>
+      <w:lvlJc w:val="left"/>
+      <w:pPr>
+        <w:tabs>
+          <w:tab w:val="num" w:pos="4320"/>
+        </w:tabs>
+        <w:ind w:left="4320" w:hanging="360"/>
+      </w:pPr>
+    </w:lvl>
+    <w:lvl w:ilvl="6" w:tentative="1">
+      <w:start w:val="1"/>
+      <w:numFmt w:val="decimal"/>
+      <w:lvlText w:val="%7."/>
+      <w:lvlJc w:val="left"/>
+      <w:pPr>
+        <w:tabs>
+          <w:tab w:val="num" w:pos="5040"/>
+        </w:tabs>
+        <w:ind w:left="5040" w:hanging="360"/>
+      </w:pPr>
+    </w:lvl>
+    <w:lvl w:ilvl="7" w:tentative="1">
+      <w:start w:val="1"/>
+      <w:numFmt w:val="decimal"/>
+      <w:lvlText w:val="%8."/>
+      <w:lvlJc w:val="left"/>
+      <w:pPr>
+        <w:tabs>
+          <w:tab w:val="num" w:pos="5760"/>
+        </w:tabs>
+        <w:ind w:left="5760" w:hanging="360"/>
+      </w:pPr>
+    </w:lvl>
+    <w:lvl w:ilvl="8" w:tentative="1">
+      <w:start w:val="1"/>
+      <w:numFmt w:val="decimal"/>
+      <w:lvlText w:val="%9."/>
+      <w:lvlJc w:val="left"/>
+      <w:pPr>
+        <w:tabs>
+          <w:tab w:val="num" w:pos="6480"/>
+        </w:tabs>
+        <w:ind w:left="6480" w:hanging="360"/>
+      </w:pPr>
+    </w:lvl>
+  </w:abstractNum>
+  <w:abstractNum w:abstractNumId="16" w15:restartNumberingAfterBreak="0">
     <w:nsid w:val="6DD42456"/>
     <w:multiLevelType w:val="multilevel"/>
     <w:tmpl w:val="4D9493C2"/>
@@ -5070,7 +5288,305 @@
       </w:rPr>
     </w:lvl>
   </w:abstractNum>
-  <w:abstractNum w:abstractNumId="14" w15:restartNumberingAfterBreak="0">
+  <w:abstractNum w:abstractNumId="17" w15:restartNumberingAfterBreak="0">
+    <w:nsid w:val="74941AB9"/>
+    <w:multiLevelType w:val="multilevel"/>
+    <w:tmpl w:val="9C922B16"/>
+    <w:lvl w:ilvl="0">
+      <w:start w:val="1"/>
+      <w:numFmt w:val="bullet"/>
+      <w:lvlText w:val=""/>
+      <w:lvlJc w:val="left"/>
+      <w:pPr>
+        <w:tabs>
+          <w:tab w:val="num" w:pos="720"/>
+        </w:tabs>
+        <w:ind w:left="720" w:hanging="360"/>
+      </w:pPr>
+      <w:rPr>
+        <w:rFonts w:ascii="Symbol" w:hAnsi="Symbol" w:hint="default"/>
+        <w:sz w:val="20"/>
+      </w:rPr>
+    </w:lvl>
+    <w:lvl w:ilvl="1" w:tentative="1">
+      <w:start w:val="1"/>
+      <w:numFmt w:val="bullet"/>
+      <w:lvlText w:val="o"/>
+      <w:lvlJc w:val="left"/>
+      <w:pPr>
+        <w:tabs>
+          <w:tab w:val="num" w:pos="1440"/>
+        </w:tabs>
+        <w:ind w:left="1440" w:hanging="360"/>
+      </w:pPr>
+      <w:rPr>
+        <w:rFonts w:ascii="Courier New" w:hAnsi="Courier New" w:hint="default"/>
+        <w:sz w:val="20"/>
+      </w:rPr>
+    </w:lvl>
+    <w:lvl w:ilvl="2" w:tentative="1">
+      <w:start w:val="1"/>
+      <w:numFmt w:val="bullet"/>
+      <w:lvlText w:val=""/>
+      <w:lvlJc w:val="left"/>
+      <w:pPr>
+        <w:tabs>
+          <w:tab w:val="num" w:pos="2160"/>
+        </w:tabs>
+        <w:ind w:left="2160" w:hanging="360"/>
+      </w:pPr>
+      <w:rPr>
+        <w:rFonts w:ascii="Wingdings" w:hAnsi="Wingdings" w:hint="default"/>
+        <w:sz w:val="20"/>
+      </w:rPr>
+    </w:lvl>
+    <w:lvl w:ilvl="3" w:tentative="1">
+      <w:start w:val="1"/>
+      <w:numFmt w:val="bullet"/>
+      <w:lvlText w:val=""/>
+      <w:lvlJc w:val="left"/>
+      <w:pPr>
+        <w:tabs>
+          <w:tab w:val="num" w:pos="2880"/>
+        </w:tabs>
+        <w:ind w:left="2880" w:hanging="360"/>
+      </w:pPr>
+      <w:rPr>
+        <w:rFonts w:ascii="Wingdings" w:hAnsi="Wingdings" w:hint="default"/>
+        <w:sz w:val="20"/>
+      </w:rPr>
+    </w:lvl>
+    <w:lvl w:ilvl="4" w:tentative="1">
+      <w:start w:val="1"/>
+      <w:numFmt w:val="bullet"/>
+      <w:lvlText w:val=""/>
+      <w:lvlJc w:val="left"/>
+      <w:pPr>
+        <w:tabs>
+          <w:tab w:val="num" w:pos="3600"/>
+        </w:tabs>
+        <w:ind w:left="3600" w:hanging="360"/>
+      </w:pPr>
+      <w:rPr>
+        <w:rFonts w:ascii="Wingdings" w:hAnsi="Wingdings" w:hint="default"/>
+        <w:sz w:val="20"/>
+      </w:rPr>
+    </w:lvl>
+    <w:lvl w:ilvl="5" w:tentative="1">
+      <w:start w:val="1"/>
+      <w:numFmt w:val="bullet"/>
+      <w:lvlText w:val=""/>
+      <w:lvlJc w:val="left"/>
+      <w:pPr>
+        <w:tabs>
+          <w:tab w:val="num" w:pos="4320"/>
+        </w:tabs>
+        <w:ind w:left="4320" w:hanging="360"/>
+      </w:pPr>
+      <w:rPr>
+        <w:rFonts w:ascii="Wingdings" w:hAnsi="Wingdings" w:hint="default"/>
+        <w:sz w:val="20"/>
+      </w:rPr>
+    </w:lvl>
+    <w:lvl w:ilvl="6" w:tentative="1">
+      <w:start w:val="1"/>
+      <w:numFmt w:val="bullet"/>
+      <w:lvlText w:val=""/>
+      <w:lvlJc w:val="left"/>
+      <w:pPr>
+        <w:tabs>
+          <w:tab w:val="num" w:pos="5040"/>
+        </w:tabs>
+        <w:ind w:left="5040" w:hanging="360"/>
+      </w:pPr>
+      <w:rPr>
+        <w:rFonts w:ascii="Wingdings" w:hAnsi="Wingdings" w:hint="default"/>
+        <w:sz w:val="20"/>
+      </w:rPr>
+    </w:lvl>
+    <w:lvl w:ilvl="7" w:tentative="1">
+      <w:start w:val="1"/>
+      <w:numFmt w:val="bullet"/>
+      <w:lvlText w:val=""/>
+      <w:lvlJc w:val="left"/>
+      <w:pPr>
+        <w:tabs>
+          <w:tab w:val="num" w:pos="5760"/>
+        </w:tabs>
+        <w:ind w:left="5760" w:hanging="360"/>
+      </w:pPr>
+      <w:rPr>
+        <w:rFonts w:ascii="Wingdings" w:hAnsi="Wingdings" w:hint="default"/>
+        <w:sz w:val="20"/>
+      </w:rPr>
+    </w:lvl>
+    <w:lvl w:ilvl="8" w:tentative="1">
+      <w:start w:val="1"/>
+      <w:numFmt w:val="bullet"/>
+      <w:lvlText w:val=""/>
+      <w:lvlJc w:val="left"/>
+      <w:pPr>
+        <w:tabs>
+          <w:tab w:val="num" w:pos="6480"/>
+        </w:tabs>
+        <w:ind w:left="6480" w:hanging="360"/>
+      </w:pPr>
+      <w:rPr>
+        <w:rFonts w:ascii="Wingdings" w:hAnsi="Wingdings" w:hint="default"/>
+        <w:sz w:val="20"/>
+      </w:rPr>
+    </w:lvl>
+  </w:abstractNum>
+  <w:abstractNum w:abstractNumId="18" w15:restartNumberingAfterBreak="0">
+    <w:nsid w:val="758C42F8"/>
+    <w:multiLevelType w:val="multilevel"/>
+    <w:tmpl w:val="EDF6BA60"/>
+    <w:lvl w:ilvl="0">
+      <w:start w:val="1"/>
+      <w:numFmt w:val="bullet"/>
+      <w:lvlText w:val=""/>
+      <w:lvlJc w:val="left"/>
+      <w:pPr>
+        <w:tabs>
+          <w:tab w:val="num" w:pos="720"/>
+        </w:tabs>
+        <w:ind w:left="720" w:hanging="360"/>
+      </w:pPr>
+      <w:rPr>
+        <w:rFonts w:ascii="Symbol" w:hAnsi="Symbol" w:hint="default"/>
+        <w:sz w:val="20"/>
+      </w:rPr>
+    </w:lvl>
+    <w:lvl w:ilvl="1" w:tentative="1">
+      <w:start w:val="1"/>
+      <w:numFmt w:val="bullet"/>
+      <w:lvlText w:val="o"/>
+      <w:lvlJc w:val="left"/>
+      <w:pPr>
+        <w:tabs>
+          <w:tab w:val="num" w:pos="1440"/>
+        </w:tabs>
+        <w:ind w:left="1440" w:hanging="360"/>
+      </w:pPr>
+      <w:rPr>
+        <w:rFonts w:ascii="Courier New" w:hAnsi="Courier New" w:hint="default"/>
+        <w:sz w:val="20"/>
+      </w:rPr>
+    </w:lvl>
+    <w:lvl w:ilvl="2" w:tentative="1">
+      <w:start w:val="1"/>
+      <w:numFmt w:val="bullet"/>
+      <w:lvlText w:val=""/>
+      <w:lvlJc w:val="left"/>
+      <w:pPr>
+        <w:tabs>
+          <w:tab w:val="num" w:pos="2160"/>
+        </w:tabs>
+        <w:ind w:left="2160" w:hanging="360"/>
+      </w:pPr>
+      <w:rPr>
+        <w:rFonts w:ascii="Wingdings" w:hAnsi="Wingdings" w:hint="default"/>
+        <w:sz w:val="20"/>
+      </w:rPr>
+    </w:lvl>
+    <w:lvl w:ilvl="3" w:tentative="1">
+      <w:start w:val="1"/>
+      <w:numFmt w:val="bullet"/>
+      <w:lvlText w:val=""/>
+      <w:lvlJc w:val="left"/>
+      <w:pPr>
+        <w:tabs>
+          <w:tab w:val="num" w:pos="2880"/>
+        </w:tabs>
+        <w:ind w:left="2880" w:hanging="360"/>
+      </w:pPr>
+      <w:rPr>
+        <w:rFonts w:ascii="Wingdings" w:hAnsi="Wingdings" w:hint="default"/>
+        <w:sz w:val="20"/>
+      </w:rPr>
+    </w:lvl>
+    <w:lvl w:ilvl="4" w:tentative="1">
+      <w:start w:val="1"/>
+      <w:numFmt w:val="bullet"/>
+      <w:lvlText w:val=""/>
+      <w:lvlJc w:val="left"/>
+      <w:pPr>
+        <w:tabs>
+          <w:tab w:val="num" w:pos="3600"/>
+        </w:tabs>
+        <w:ind w:left="3600" w:hanging="360"/>
+      </w:pPr>
+      <w:rPr>
+        <w:rFonts w:ascii="Wingdings" w:hAnsi="Wingdings" w:hint="default"/>
+        <w:sz w:val="20"/>
+      </w:rPr>
+    </w:lvl>
+    <w:lvl w:ilvl="5" w:tentative="1">
+      <w:start w:val="1"/>
+      <w:numFmt w:val="bullet"/>
+      <w:lvlText w:val=""/>
+      <w:lvlJc w:val="left"/>
+      <w:pPr>
+        <w:tabs>
+          <w:tab w:val="num" w:pos="4320"/>
+        </w:tabs>
+        <w:ind w:left="4320" w:hanging="360"/>
+      </w:pPr>
+      <w:rPr>
+        <w:rFonts w:ascii="Wingdings" w:hAnsi="Wingdings" w:hint="default"/>
+        <w:sz w:val="20"/>
+      </w:rPr>
+    </w:lvl>
+    <w:lvl w:ilvl="6" w:tentative="1">
+      <w:start w:val="1"/>
+      <w:numFmt w:val="bullet"/>
+      <w:lvlText w:val=""/>
+      <w:lvlJc w:val="left"/>
+      <w:pPr>
+        <w:tabs>
+          <w:tab w:val="num" w:pos="5040"/>
+        </w:tabs>
+        <w:ind w:left="5040" w:hanging="360"/>
+      </w:pPr>
+      <w:rPr>
+        <w:rFonts w:ascii="Wingdings" w:hAnsi="Wingdings" w:hint="default"/>
+        <w:sz w:val="20"/>
+      </w:rPr>
+    </w:lvl>
+    <w:lvl w:ilvl="7" w:tentative="1">
+      <w:start w:val="1"/>
+      <w:numFmt w:val="bullet"/>
+      <w:lvlText w:val=""/>
+      <w:lvlJc w:val="left"/>
+      <w:pPr>
+        <w:tabs>
+          <w:tab w:val="num" w:pos="5760"/>
+        </w:tabs>
+        <w:ind w:left="5760" w:hanging="360"/>
+      </w:pPr>
+      <w:rPr>
+        <w:rFonts w:ascii="Wingdings" w:hAnsi="Wingdings" w:hint="default"/>
+        <w:sz w:val="20"/>
+      </w:rPr>
+    </w:lvl>
+    <w:lvl w:ilvl="8" w:tentative="1">
+      <w:start w:val="1"/>
+      <w:numFmt w:val="bullet"/>
+      <w:lvlText w:val=""/>
+      <w:lvlJc w:val="left"/>
+      <w:pPr>
+        <w:tabs>
+          <w:tab w:val="num" w:pos="6480"/>
+        </w:tabs>
+        <w:ind w:left="6480" w:hanging="360"/>
+      </w:pPr>
+      <w:rPr>
+        <w:rFonts w:ascii="Wingdings" w:hAnsi="Wingdings" w:hint="default"/>
+        <w:sz w:val="20"/>
+      </w:rPr>
+    </w:lvl>
+  </w:abstractNum>
+  <w:abstractNum w:abstractNumId="19" w15:restartNumberingAfterBreak="0">
     <w:nsid w:val="773A34CC"/>
     <w:multiLevelType w:val="multilevel"/>
     <w:tmpl w:val="668ED98A"/>
@@ -5232,22 +5748,22 @@
     <w:abstractNumId w:val="1"/>
   </w:num>
   <w:num w:numId="5" w16cid:durableId="368914278">
-    <w:abstractNumId w:val="11"/>
+    <w:abstractNumId w:val="13"/>
   </w:num>
   <w:num w:numId="6" w16cid:durableId="1257710734">
-    <w:abstractNumId w:val="9"/>
+    <w:abstractNumId w:val="10"/>
   </w:num>
   <w:num w:numId="7" w16cid:durableId="2045211038">
     <w:abstractNumId w:val="6"/>
   </w:num>
   <w:num w:numId="8" w16cid:durableId="242644539">
-    <w:abstractNumId w:val="13"/>
+    <w:abstractNumId w:val="16"/>
   </w:num>
   <w:num w:numId="9" w16cid:durableId="1227187371">
-    <w:abstractNumId w:val="8"/>
+    <w:abstractNumId w:val="9"/>
   </w:num>
   <w:num w:numId="10" w16cid:durableId="261567688">
-    <w:abstractNumId w:val="12"/>
+    <w:abstractNumId w:val="14"/>
     <w:lvlOverride w:ilvl="0">
       <w:startOverride w:val="1"/>
     </w:lvlOverride>
@@ -5283,13 +5799,28 @@
     <w:abstractNumId w:val="3"/>
   </w:num>
   <w:num w:numId="13" w16cid:durableId="123038753">
-    <w:abstractNumId w:val="10"/>
+    <w:abstractNumId w:val="11"/>
   </w:num>
   <w:num w:numId="14" w16cid:durableId="383526654">
-    <w:abstractNumId w:val="14"/>
+    <w:abstractNumId w:val="19"/>
   </w:num>
   <w:num w:numId="15" w16cid:durableId="1945456852">
     <w:abstractNumId w:val="5"/>
+  </w:num>
+  <w:num w:numId="16" w16cid:durableId="1760953870">
+    <w:abstractNumId w:val="12"/>
+  </w:num>
+  <w:num w:numId="17" w16cid:durableId="827285791">
+    <w:abstractNumId w:val="17"/>
+  </w:num>
+  <w:num w:numId="18" w16cid:durableId="1382947233">
+    <w:abstractNumId w:val="8"/>
+  </w:num>
+  <w:num w:numId="19" w16cid:durableId="1730685979">
+    <w:abstractNumId w:val="15"/>
+  </w:num>
+  <w:num w:numId="20" w16cid:durableId="871186093">
+    <w:abstractNumId w:val="18"/>
   </w:num>
 </w:numbering>
 </file>
@@ -5772,7 +6303,6 @@
   <w:style w:type="character" w:default="1" w:styleId="a0">
     <w:name w:val="Default Paragraph Font"/>
     <w:uiPriority w:val="1"/>
-    <w:semiHidden/>
     <w:unhideWhenUsed/>
   </w:style>
   <w:style w:type="table" w:default="1" w:styleId="a1">
